--- a/docs/sour/肺结节多维度数据分析云平台_前期功能需求_0612.docx
+++ b/docs/sour/肺结节多维度数据分析云平台_前期功能需求_0612.docx
@@ -1,23 +1,23 @@
 
 <file path=word/document.xml><?xml version="1.0" encoding="utf-8"?>
-<w:document xmlns:wpc="http://schemas.microsoft.com/office/word/2010/wordprocessingCanvas" xmlns:cx="http://schemas.microsoft.com/office/drawing/2014/chartex" xmlns:cx1="http://schemas.microsoft.com/office/drawing/2015/9/8/chartex" xmlns:cx2="http://schemas.microsoft.com/office/drawing/2015/10/21/chartex" xmlns:cx3="http://schemas.microsoft.com/office/drawing/2016/5/9/chartex" xmlns:cx4="http://schemas.microsoft.com/office/drawing/2016/5/10/chartex" xmlns:cx5="http://schemas.microsoft.com/office/drawing/2016/5/11/chartex" xmlns:cx6="http://schemas.microsoft.com/office/drawing/2016/5/12/chartex" xmlns:cx7="http://schemas.microsoft.com/office/drawing/2016/5/13/chartex" xmlns:cx8="http://schemas.microsoft.com/office/drawing/2016/5/14/chartex" xmlns:mc="http://schemas.openxmlformats.org/markup-compatibility/2006" xmlns:aink="http://schemas.microsoft.com/office/drawing/2016/ink" xmlns:am3d="http://schemas.microsoft.com/office/drawing/2017/model3d" xmlns:o="urn:schemas-microsoft-com:office:office" xmlns:oel="http://schemas.microsoft.com/office/2019/extlst" xmlns:r="http://schemas.openxmlformats.org/officeDocument/2006/relationships" xmlns:m="http://schemas.openxmlformats.org/officeDocument/2006/math" xmlns:v="urn:schemas-microsoft-com:vml" xmlns:wp14="http://schemas.microsoft.com/office/word/2010/wordprocessingDrawing" xmlns:wp="http://schemas.openxmlformats.org/drawingml/2006/wordprocessingDrawing" xmlns:w10="urn:schemas-microsoft-com:office:word" xmlns:w="http://schemas.openxmlformats.org/wordprocessingml/2006/main" xmlns:w14="http://schemas.microsoft.com/office/word/2010/wordml" xmlns:w15="http://schemas.microsoft.com/office/word/2012/wordml" xmlns:w16cex="http://schemas.microsoft.com/office/word/2018/wordml/cex" xmlns:w16cid="http://schemas.microsoft.com/office/word/2016/wordml/cid" xmlns:w16="http://schemas.microsoft.com/office/word/2018/wordml" xmlns:w16du="http://schemas.microsoft.com/office/word/2023/wordml/word16du" xmlns:w16sdtdh="http://schemas.microsoft.com/office/word/2020/wordml/sdtdatahash" xmlns:w16se="http://schemas.microsoft.com/office/word/2015/wordml/symex" xmlns:wpg="http://schemas.microsoft.com/office/word/2010/wordprocessingGroup" xmlns:wpi="http://schemas.microsoft.com/office/word/2010/wordprocessingInk" xmlns:wne="http://schemas.microsoft.com/office/word/2006/wordml" xmlns:wps="http://schemas.microsoft.com/office/word/2010/wordprocessingShape" mc:Ignorable="w14 w15 w16se w16cid w16 w16cex w16sdtdh w16du wp14">
+<w:document xmlns:w="http://schemas.openxmlformats.org/wordprocessingml/2006/main" xmlns:r="http://schemas.openxmlformats.org/officeDocument/2006/relationships" xmlns:wp="http://schemas.openxmlformats.org/drawingml/2006/wordprocessingDrawing" xmlns:w14="http://schemas.microsoft.com/office/word/2010/wordml" xmlns:pic="http://schemas.openxmlformats.org/drawingml/2006/picture" xmlns:a="http://schemas.openxmlformats.org/drawingml/2006/main" xmlns:mc="http://schemas.openxmlformats.org/markup-compatibility/2006" mc:Ignorable="w14">
   <w:body>
     <w:p>
       <w:pPr>
         <w:jc w:val="center"/>
         <w:rPr>
           <w:rFonts w:ascii="Times New Roman" w:hAnsi="Times New Roman" w:cs="Times New Roman"/>
-          <w:b/>
-          <w:bCs/>
-          <w:sz w:val="28"/>
-          <w:szCs w:val="28"/>
-        </w:rPr>
-      </w:pPr>
-      <w:r>
-        <w:rPr>
-          <w:rFonts w:ascii="Times New Roman" w:hAnsi="Times New Roman" w:cs="Times New Roman"/>
-          <w:b/>
-          <w:bCs/>
+          <w:b w:val="1"/>
+          <w:bCs w:val="1"/>
+          <w:sz w:val="28"/>
+          <w:szCs w:val="28"/>
+        </w:rPr>
+      </w:pPr>
+      <w:r>
+        <w:rPr>
+          <w:rFonts w:hint="eastAsia" w:ascii="Times New Roman" w:hAnsi="Times New Roman" w:cs="Times New Roman"/>
+          <w:b w:val="1"/>
+          <w:bCs w:val="1"/>
           <w:sz w:val="28"/>
           <w:szCs w:val="28"/>
         </w:rPr>
@@ -29,17 +29,17 @@
         <w:jc w:val="center"/>
         <w:rPr>
           <w:rFonts w:ascii="Times New Roman" w:hAnsi="Times New Roman" w:cs="Times New Roman"/>
-          <w:b/>
-          <w:bCs/>
-          <w:sz w:val="28"/>
-          <w:szCs w:val="28"/>
-        </w:rPr>
-      </w:pPr>
-      <w:r>
-        <w:rPr>
-          <w:rFonts w:ascii="Times New Roman" w:hAnsi="Times New Roman" w:cs="Times New Roman"/>
-          <w:b/>
-          <w:bCs/>
+          <w:b w:val="1"/>
+          <w:bCs w:val="1"/>
+          <w:sz w:val="28"/>
+          <w:szCs w:val="28"/>
+        </w:rPr>
+      </w:pPr>
+      <w:r>
+        <w:rPr>
+          <w:rFonts w:hint="eastAsia" w:ascii="Times New Roman" w:hAnsi="Times New Roman" w:cs="Times New Roman"/>
+          <w:b w:val="1"/>
+          <w:bCs w:val="1"/>
           <w:sz w:val="28"/>
           <w:szCs w:val="28"/>
         </w:rPr>
@@ -51,41 +51,21 @@
         <w:jc w:val="center"/>
         <w:rPr>
           <w:rFonts w:ascii="Times New Roman" w:hAnsi="Times New Roman" w:cs="Times New Roman"/>
-          <w:b/>
-          <w:bCs/>
-          <w:sz w:val="28"/>
-          <w:szCs w:val="28"/>
-        </w:rPr>
-      </w:pPr>
-      <w:r>
-        <w:rPr>
-          <w:rFonts w:ascii="Times New Roman" w:hAnsi="Times New Roman" w:cs="Times New Roman"/>
-          <w:b/>
-          <w:bCs/>
-          <w:sz w:val="28"/>
-          <w:szCs w:val="28"/>
-        </w:rPr>
-        <w:t>课题二</w:t>
-      </w:r>
-      <w:r>
-        <w:rPr>
-          <w:rFonts w:ascii="Times New Roman" w:hAnsi="Times New Roman" w:cs="Times New Roman"/>
-          <w:b/>
-          <w:bCs/>
-          <w:sz w:val="28"/>
-          <w:szCs w:val="28"/>
-        </w:rPr>
-        <w:t xml:space="preserve"> </w:t>
-      </w:r>
-      <w:r>
-        <w:rPr>
-          <w:rFonts w:ascii="Times New Roman" w:hAnsi="Times New Roman" w:cs="Times New Roman"/>
-          <w:b/>
-          <w:bCs/>
-          <w:sz w:val="28"/>
-          <w:szCs w:val="28"/>
-        </w:rPr>
-        <w:t>肺结节病理、基因分析和动态发展趋势预测</w:t>
+          <w:b w:val="1"/>
+          <w:bCs w:val="1"/>
+          <w:sz w:val="28"/>
+          <w:szCs w:val="28"/>
+        </w:rPr>
+      </w:pPr>
+      <w:r>
+        <w:rPr>
+          <w:rFonts w:hint="eastAsia" w:ascii="Times New Roman" w:hAnsi="Times New Roman" w:cs="Times New Roman"/>
+          <w:b w:val="1"/>
+          <w:bCs w:val="1"/>
+          <w:sz w:val="28"/>
+          <w:szCs w:val="28"/>
+        </w:rPr>
+        <w:t>课题二 肺结节病理、基因分析和动态发展趋势预测</w:t>
       </w:r>
     </w:p>
     <w:p>
@@ -93,41 +73,21 @@
         <w:jc w:val="center"/>
         <w:rPr>
           <w:rFonts w:ascii="Times New Roman" w:hAnsi="Times New Roman" w:cs="Times New Roman"/>
-          <w:b/>
-          <w:bCs/>
-          <w:sz w:val="28"/>
-          <w:szCs w:val="28"/>
-        </w:rPr>
-      </w:pPr>
-      <w:r>
-        <w:rPr>
-          <w:rFonts w:ascii="Times New Roman" w:hAnsi="Times New Roman" w:cs="Times New Roman"/>
-          <w:b/>
-          <w:bCs/>
-          <w:sz w:val="28"/>
-          <w:szCs w:val="28"/>
-        </w:rPr>
-        <w:t>指标</w:t>
-      </w:r>
-      <w:r>
-        <w:rPr>
-          <w:rFonts w:ascii="Times New Roman" w:hAnsi="Times New Roman" w:cs="Times New Roman"/>
-          <w:b/>
-          <w:bCs/>
-          <w:sz w:val="28"/>
-          <w:szCs w:val="28"/>
-        </w:rPr>
-        <w:t xml:space="preserve">1.2 </w:t>
-      </w:r>
-      <w:r>
-        <w:rPr>
-          <w:rFonts w:ascii="Times New Roman" w:hAnsi="Times New Roman" w:cs="Times New Roman"/>
-          <w:b/>
-          <w:bCs/>
-          <w:sz w:val="28"/>
-          <w:szCs w:val="28"/>
-        </w:rPr>
-        <w:t>人工智能模型多中心临床验证性临床研究网络平台</w:t>
+          <w:b w:val="1"/>
+          <w:bCs w:val="1"/>
+          <w:sz w:val="28"/>
+          <w:szCs w:val="28"/>
+        </w:rPr>
+      </w:pPr>
+      <w:r>
+        <w:rPr>
+          <w:rFonts w:hint="eastAsia" w:ascii="Times New Roman" w:hAnsi="Times New Roman" w:cs="Times New Roman"/>
+          <w:b w:val="1"/>
+          <w:bCs w:val="1"/>
+          <w:sz w:val="28"/>
+          <w:szCs w:val="28"/>
+        </w:rPr>
+        <w:t>指标1.2 人工智能模型多中心临床验证性临床研究网络平台</w:t>
       </w:r>
     </w:p>
     <w:p>
@@ -135,8 +95,8 @@
         <w:jc w:val="center"/>
         <w:rPr>
           <w:rFonts w:ascii="Times New Roman" w:hAnsi="Times New Roman" w:cs="Times New Roman"/>
-          <w:b/>
-          <w:bCs/>
+          <w:b w:val="1"/>
+          <w:bCs w:val="1"/>
           <w:sz w:val="28"/>
           <w:szCs w:val="28"/>
         </w:rPr>
@@ -153,7 +113,7 @@
       </w:pPr>
       <w:r>
         <w:rPr>
-          <w:rFonts w:ascii="Times New Roman" w:hAnsi="Times New Roman" w:cs="Times New Roman"/>
+          <w:rFonts w:hint="eastAsia" w:ascii="Times New Roman" w:hAnsi="Times New Roman" w:cs="Times New Roman"/>
           <w:sz w:val="28"/>
           <w:szCs w:val="28"/>
         </w:rPr>
@@ -171,31 +131,15 @@
       </w:pPr>
       <w:r>
         <w:rPr>
-          <w:rFonts w:ascii="Times New Roman" w:hAnsi="Times New Roman" w:cs="Times New Roman"/>
-          <w:sz w:val="28"/>
-          <w:szCs w:val="28"/>
-        </w:rPr>
-        <w:t xml:space="preserve">        ——</w:t>
-      </w:r>
-      <w:r>
-        <w:rPr>
-          <w:rFonts w:ascii="Times New Roman" w:hAnsi="Times New Roman" w:cs="Times New Roman"/>
-          <w:sz w:val="28"/>
-          <w:szCs w:val="28"/>
-        </w:rPr>
-        <w:t>初步功能需求（</w:t>
-      </w:r>
-      <w:r>
-        <w:rPr>
-          <w:rFonts w:ascii="Times New Roman" w:hAnsi="Times New Roman" w:cs="Times New Roman"/>
-          <w:sz w:val="28"/>
-          <w:szCs w:val="28"/>
-        </w:rPr>
-        <w:t>2026.6.</w:t>
-      </w:r>
-      <w:r>
-        <w:rPr>
-          <w:rFonts w:ascii="Times New Roman" w:hAnsi="Times New Roman" w:cs="Times New Roman" w:hint="eastAsia"/>
+          <w:rFonts w:hint="eastAsia" w:ascii="Times New Roman" w:hAnsi="Times New Roman" w:cs="Times New Roman"/>
+          <w:sz w:val="28"/>
+          <w:szCs w:val="28"/>
+        </w:rPr>
+        <w:t xml:space="preserve">        ——初步功能需求（2026.6.</w:t>
+      </w:r>
+      <w:r>
+        <w:rPr>
+          <w:rFonts w:hint="eastAsia" w:ascii="Times New Roman" w:hAnsi="Times New Roman" w:cs="Times New Roman"/>
           <w:sz w:val="28"/>
           <w:szCs w:val="28"/>
         </w:rPr>
@@ -203,7 +147,7 @@
       </w:r>
       <w:r>
         <w:rPr>
-          <w:rFonts w:ascii="Times New Roman" w:hAnsi="Times New Roman" w:cs="Times New Roman"/>
+          <w:rFonts w:hint="eastAsia" w:ascii="Times New Roman" w:hAnsi="Times New Roman" w:cs="Times New Roman"/>
           <w:sz w:val="28"/>
           <w:szCs w:val="28"/>
         </w:rPr>
@@ -221,7 +165,7 @@
       </w:pPr>
       <w:r>
         <w:rPr>
-          <w:rFonts w:ascii="Times New Roman" w:hAnsi="Times New Roman" w:cs="Times New Roman"/>
+          <w:rFonts w:hint="eastAsia" w:ascii="Times New Roman" w:hAnsi="Times New Roman" w:cs="Times New Roman"/>
           <w:sz w:val="28"/>
           <w:szCs w:val="28"/>
         </w:rPr>
@@ -230,21 +174,21 @@
     </w:p>
     <w:p>
       <w:pPr>
-        <w:ind w:leftChars="133" w:left="279" w:firstLineChars="100" w:firstLine="280"/>
-        <w:jc w:val="left"/>
-        <w:rPr>
-          <w:rFonts w:ascii="Times New Roman" w:hAnsi="Times New Roman" w:cs="Times New Roman"/>
-          <w:sz w:val="28"/>
-          <w:szCs w:val="28"/>
-        </w:rPr>
-      </w:pPr>
-      <w:r>
-        <w:rPr>
-          <w:rFonts w:ascii="Times New Roman" w:hAnsi="Times New Roman" w:cs="Times New Roman"/>
-          <w:sz w:val="28"/>
-          <w:szCs w:val="28"/>
-        </w:rPr>
-        <w:t>初期功能分为数据存储模块、数据处理模块和数据提供与应用模块，完成开发、调试、联调后申请域名，完成健壮性、安全性等测试，最终部署到超算，实现多单位数据共享机制。</w:t>
+        <w:ind w:left="279" w:leftChars="133" w:firstLine="280" w:firstLineChars="100"/>
+        <w:jc w:val="left"/>
+        <w:rPr>
+          <w:rFonts w:ascii="Times New Roman" w:hAnsi="Times New Roman" w:cs="Times New Roman"/>
+          <w:sz w:val="28"/>
+          <w:szCs w:val="28"/>
+        </w:rPr>
+      </w:pPr>
+      <w:r>
+        <w:rPr>
+          <w:rFonts w:hint="eastAsia" w:ascii="Times New Roman" w:hAnsi="Times New Roman" w:cs="Times New Roman"/>
+          <w:sz w:val="28"/>
+          <w:szCs w:val="28"/>
+        </w:rPr>
+        <w:t>初期功能划分为数据存储、数据处理、数据提供与应用三个模块。各模块完成开发、调试与联调后，申请域名并开展健壮性、安全性等测试，最终部署至超算平台，建立多单位数据共享机制。</w:t>
       </w:r>
     </w:p>
     <w:p>
@@ -259,23 +203,23 @@
       <w:r>
         <w:rPr>
           <w:rFonts w:ascii="Times New Roman" w:hAnsi="Times New Roman" w:cs="Times New Roman"/>
-          <w:noProof/>
+          <w:noProof w:val="1"/>
           <w:sz w:val="28"/>
           <w:szCs w:val="28"/>
         </w:rPr>
         <w:drawing>
-          <wp:inline distT="0" distB="0" distL="114300" distR="114300" wp14:anchorId="4E77FB4D" wp14:editId="6BF093C9">
+          <wp:inline distT="0" distB="0" distL="114300" distR="114300">
             <wp:extent cx="5267960" cy="3154045"/>
             <wp:effectExtent l="0" t="0" r="8890" b="8255"/>
             <wp:docPr id="2" name="图片 2"/>
             <wp:cNvGraphicFramePr>
-              <a:graphicFrameLocks xmlns:a="http://schemas.openxmlformats.org/drawingml/2006/main" noChangeAspect="1"/>
+              <a:graphicFrameLocks noChangeAspect="1"/>
             </wp:cNvGraphicFramePr>
-            <a:graphic xmlns:a="http://schemas.openxmlformats.org/drawingml/2006/main">
+            <a:graphic>
               <a:graphicData uri="http://schemas.openxmlformats.org/drawingml/2006/picture">
-                <pic:pic xmlns:pic="http://schemas.openxmlformats.org/drawingml/2006/picture">
+                <pic:pic>
                   <pic:nvPicPr>
-                    <pic:cNvPr id="2" name="图片 2"/>
+                    <pic:cNvPr id="3" name="图片 2"/>
                     <pic:cNvPicPr>
                       <a:picLocks noChangeAspect="1"/>
                     </pic:cNvPicPr>
@@ -320,7 +264,7 @@
       </w:pPr>
       <w:r>
         <w:rPr>
-          <w:rFonts w:ascii="Times New Roman" w:hAnsi="Times New Roman" w:cs="Times New Roman"/>
+          <w:rFonts w:hint="eastAsia" w:ascii="Times New Roman" w:hAnsi="Times New Roman" w:cs="Times New Roman"/>
           <w:sz w:val="28"/>
           <w:szCs w:val="28"/>
         </w:rPr>
@@ -328,7 +272,7 @@
       </w:r>
       <w:r>
         <w:rPr>
-          <w:rFonts w:ascii="Times New Roman" w:hAnsi="Times New Roman" w:cs="Times New Roman"/>
+          <w:rFonts w:hint="eastAsia" w:ascii="Times New Roman" w:hAnsi="Times New Roman" w:cs="Times New Roman"/>
           <w:sz w:val="24"/>
         </w:rPr>
         <w:t>据存储模块</w:t>
@@ -336,16 +280,16 @@
     </w:p>
     <w:p>
       <w:pPr>
-        <w:ind w:firstLineChars="200" w:firstLine="480"/>
-        <w:jc w:val="left"/>
-        <w:rPr>
-          <w:rFonts w:ascii="Times New Roman" w:hAnsi="Times New Roman" w:cs="Times New Roman"/>
-          <w:sz w:val="24"/>
-        </w:rPr>
-      </w:pPr>
-      <w:r>
-        <w:rPr>
-          <w:rFonts w:ascii="Times New Roman" w:hAnsi="Times New Roman" w:cs="Times New Roman"/>
+        <w:ind w:firstLine="480" w:firstLineChars="200"/>
+        <w:jc w:val="left"/>
+        <w:rPr>
+          <w:rFonts w:ascii="Times New Roman" w:hAnsi="Times New Roman" w:cs="Times New Roman"/>
+          <w:sz w:val="24"/>
+        </w:rPr>
+      </w:pPr>
+      <w:r>
+        <w:rPr>
+          <w:rFonts w:hint="eastAsia" w:ascii="Times New Roman" w:hAnsi="Times New Roman" w:cs="Times New Roman"/>
           <w:sz w:val="24"/>
         </w:rPr>
         <w:t>计划采用大型关系型数据库存储多模态数据，并使用分布式存储提高数据可用性和容错能力。</w:t>
@@ -353,7 +297,7 @@
     </w:p>
     <w:p>
       <w:pPr>
-        <w:ind w:firstLineChars="200" w:firstLine="480"/>
+        <w:ind w:firstLine="480" w:firstLineChars="200"/>
         <w:jc w:val="left"/>
         <w:rPr>
           <w:rFonts w:ascii="Times New Roman" w:hAnsi="Times New Roman" w:cs="Times New Roman"/>
@@ -375,162 +319,112 @@
       </w:pPr>
       <w:r>
         <w:rPr>
-          <w:rFonts w:ascii="Times New Roman" w:hAnsi="Times New Roman" w:cs="Times New Roman"/>
-          <w:sz w:val="24"/>
-        </w:rPr>
-        <w:t>数据处理的模块</w:t>
-      </w:r>
-    </w:p>
-    <w:p>
-      <w:pPr>
-        <w:ind w:firstLineChars="200" w:firstLine="480"/>
-        <w:jc w:val="left"/>
-        <w:rPr>
-          <w:rFonts w:ascii="Times New Roman" w:hAnsi="Times New Roman" w:cs="Times New Roman"/>
-          <w:sz w:val="24"/>
-        </w:rPr>
-      </w:pPr>
-      <w:r>
-        <w:rPr>
-          <w:rFonts w:ascii="Times New Roman" w:hAnsi="Times New Roman" w:cs="Times New Roman"/>
-          <w:sz w:val="24"/>
-        </w:rPr>
-        <w:lastRenderedPageBreak/>
-        <w:t>2.1</w:t>
-      </w:r>
-      <w:r>
-        <w:rPr>
-          <w:rFonts w:ascii="Times New Roman" w:hAnsi="Times New Roman" w:cs="Times New Roman"/>
-          <w:sz w:val="24"/>
-        </w:rPr>
-        <w:t>文本结构化</w:t>
-      </w:r>
-    </w:p>
-    <w:p>
-      <w:pPr>
-        <w:ind w:firstLineChars="200" w:firstLine="480"/>
-        <w:jc w:val="left"/>
-        <w:rPr>
-          <w:rFonts w:ascii="Times New Roman" w:hAnsi="Times New Roman" w:cs="Times New Roman"/>
-          <w:sz w:val="24"/>
-        </w:rPr>
-      </w:pPr>
-      <w:r>
-        <w:rPr>
-          <w:rFonts w:ascii="Times New Roman" w:hAnsi="Times New Roman" w:cs="Times New Roman"/>
-          <w:sz w:val="24"/>
-        </w:rPr>
-        <w:t>使用主流大模型自动化提取大文本中的关键字段，以</w:t>
-      </w:r>
-      <w:r>
-        <w:rPr>
-          <w:rFonts w:ascii="Times New Roman" w:hAnsi="Times New Roman" w:cs="Times New Roman"/>
-          <w:sz w:val="24"/>
-        </w:rPr>
-        <w:t>json</w:t>
-      </w:r>
-      <w:r>
-        <w:rPr>
-          <w:rFonts w:ascii="Times New Roman" w:hAnsi="Times New Roman" w:cs="Times New Roman"/>
-          <w:sz w:val="24"/>
-        </w:rPr>
-        <w:t>返回提取结果</w:t>
-      </w:r>
-    </w:p>
-    <w:p>
-      <w:pPr>
-        <w:ind w:firstLineChars="200" w:firstLine="480"/>
-        <w:jc w:val="left"/>
-        <w:rPr>
-          <w:rFonts w:ascii="Times New Roman" w:hAnsi="Times New Roman" w:cs="Times New Roman"/>
-          <w:sz w:val="24"/>
-        </w:rPr>
-      </w:pPr>
-      <w:r>
-        <w:rPr>
-          <w:rFonts w:ascii="Times New Roman" w:hAnsi="Times New Roman" w:cs="Times New Roman"/>
-          <w:sz w:val="24"/>
-        </w:rPr>
-        <w:t>2.2</w:t>
-      </w:r>
-      <w:r>
-        <w:rPr>
-          <w:rFonts w:ascii="Times New Roman" w:hAnsi="Times New Roman" w:cs="Times New Roman"/>
-          <w:sz w:val="24"/>
-        </w:rPr>
-        <w:t>影像标注单元</w:t>
-      </w:r>
-    </w:p>
-    <w:p>
-      <w:pPr>
-        <w:ind w:firstLineChars="200" w:firstLine="480"/>
-        <w:jc w:val="left"/>
-        <w:rPr>
-          <w:rFonts w:ascii="Times New Roman" w:hAnsi="Times New Roman" w:cs="Times New Roman"/>
-          <w:sz w:val="24"/>
-        </w:rPr>
-      </w:pPr>
-      <w:r>
-        <w:rPr>
-          <w:rFonts w:ascii="Times New Roman" w:hAnsi="Times New Roman" w:cs="Times New Roman"/>
-          <w:sz w:val="24"/>
-        </w:rPr>
-        <w:t>使用现有成熟的影像标注模型自动化勾勒影像结节，预计之后请专家校验。</w:t>
-      </w:r>
-    </w:p>
-    <w:p>
-      <w:pPr>
-        <w:ind w:firstLineChars="200" w:firstLine="480"/>
-        <w:jc w:val="left"/>
-        <w:rPr>
-          <w:rFonts w:ascii="Times New Roman" w:hAnsi="Times New Roman" w:cs="Times New Roman"/>
-          <w:sz w:val="24"/>
-        </w:rPr>
-      </w:pPr>
-      <w:r>
-        <w:rPr>
-          <w:rFonts w:ascii="Times New Roman" w:hAnsi="Times New Roman" w:cs="Times New Roman"/>
-          <w:sz w:val="24"/>
-        </w:rPr>
-        <w:t>2.3</w:t>
-      </w:r>
-      <w:r>
-        <w:rPr>
-          <w:rFonts w:ascii="Times New Roman" w:hAnsi="Times New Roman" w:cs="Times New Roman"/>
-          <w:sz w:val="24"/>
-        </w:rPr>
-        <w:t>多模态数据融合</w:t>
-      </w:r>
-    </w:p>
-    <w:p>
-      <w:pPr>
-        <w:ind w:firstLineChars="200" w:firstLine="480"/>
-        <w:jc w:val="left"/>
-        <w:rPr>
-          <w:rFonts w:ascii="Times New Roman" w:hAnsi="Times New Roman" w:cs="Times New Roman"/>
-          <w:sz w:val="24"/>
-        </w:rPr>
-      </w:pPr>
-      <w:r>
-        <w:rPr>
-          <w:rFonts w:ascii="Times New Roman" w:hAnsi="Times New Roman" w:cs="Times New Roman"/>
-          <w:sz w:val="24"/>
-        </w:rPr>
-        <w:t>使用</w:t>
-      </w:r>
-      <w:r>
-        <w:rPr>
-          <w:rFonts w:ascii="Times New Roman" w:hAnsi="Times New Roman" w:cs="Times New Roman"/>
-          <w:sz w:val="24"/>
-        </w:rPr>
-        <w:t>/</w:t>
-      </w:r>
-      <w:r>
-        <w:rPr>
-          <w:rFonts w:ascii="Times New Roman" w:hAnsi="Times New Roman" w:cs="Times New Roman"/>
-          <w:sz w:val="24"/>
-        </w:rPr>
-        <w:t>改进主流的临床、病理、基因、影像四大模态数据融合方法，提升肺结节自动化诊断性能。</w:t>
+          <w:rFonts w:hint="eastAsia" w:ascii="Times New Roman" w:hAnsi="Times New Roman" w:cs="Times New Roman"/>
+          <w:sz w:val="24"/>
+        </w:rPr>
+        <w:t>数据处理模块</w:t>
+      </w:r>
+    </w:p>
+    <w:p>
+      <w:pPr>
+        <w:ind w:firstLine="480" w:firstLineChars="200"/>
+        <w:jc w:val="left"/>
+        <w:rPr>
+          <w:rFonts w:ascii="Times New Roman" w:hAnsi="Times New Roman" w:cs="Times New Roman"/>
+          <w:sz w:val="24"/>
+        </w:rPr>
+      </w:pPr>
+      <w:r>
+        <w:rPr>
+          <w:rFonts w:hint="eastAsia" w:ascii="Times New Roman" w:hAnsi="Times New Roman" w:cs="Times New Roman"/>
+          <w:sz w:val="24"/>
+        </w:rPr>
+        <w:t>2.1文本结构化</w:t>
+      </w:r>
+    </w:p>
+    <w:p>
+      <w:pPr>
+        <w:ind w:firstLine="480" w:firstLineChars="200"/>
+        <w:jc w:val="left"/>
+        <w:rPr>
+          <w:rFonts w:ascii="Times New Roman" w:hAnsi="Times New Roman" w:cs="Times New Roman"/>
+          <w:sz w:val="24"/>
+        </w:rPr>
+      </w:pPr>
+      <w:r>
+        <w:rPr>
+          <w:rFonts w:hint="eastAsia" w:ascii="Times New Roman" w:hAnsi="Times New Roman" w:cs="Times New Roman"/>
+          <w:sz w:val="24"/>
+        </w:rPr>
+        <w:t>采用主流大模型自动抽取长文本中的关键字段，并以 JSON 格式返回抽取结果。</w:t>
+      </w:r>
+    </w:p>
+    <w:p>
+      <w:pPr>
+        <w:ind w:firstLine="480" w:firstLineChars="200"/>
+        <w:jc w:val="left"/>
+        <w:rPr>
+          <w:rFonts w:ascii="Times New Roman" w:hAnsi="Times New Roman" w:cs="Times New Roman"/>
+          <w:sz w:val="24"/>
+        </w:rPr>
+      </w:pPr>
+      <w:r>
+        <w:rPr>
+          <w:rFonts w:hint="eastAsia" w:ascii="Times New Roman" w:hAnsi="Times New Roman" w:cs="Times New Roman"/>
+          <w:sz w:val="24"/>
+        </w:rPr>
+        <w:t>2.2影像标注单元</w:t>
+      </w:r>
+    </w:p>
+    <w:p>
+      <w:pPr>
+        <w:ind w:firstLine="480" w:firstLineChars="200"/>
+        <w:jc w:val="left"/>
+        <w:rPr>
+          <w:rFonts w:ascii="Times New Roman" w:hAnsi="Times New Roman" w:cs="Times New Roman"/>
+          <w:sz w:val="24"/>
+        </w:rPr>
+      </w:pPr>
+      <w:r>
+        <w:rPr>
+          <w:rFonts w:hint="eastAsia" w:ascii="Times New Roman" w:hAnsi="Times New Roman" w:cs="Times New Roman"/>
+          <w:sz w:val="24"/>
+        </w:rPr>
+        <w:t>调用现有成熟的影像标注模型自动勾画结节区域，后续由专家复核校验。</w:t>
+      </w:r>
+    </w:p>
+    <w:p>
+      <w:pPr>
+        <w:ind w:firstLine="480" w:firstLineChars="200"/>
+        <w:jc w:val="left"/>
+        <w:rPr>
+          <w:rFonts w:ascii="Times New Roman" w:hAnsi="Times New Roman" w:cs="Times New Roman"/>
+          <w:sz w:val="24"/>
+        </w:rPr>
+      </w:pPr>
+      <w:r>
+        <w:rPr>
+          <w:rFonts w:hint="eastAsia" w:ascii="Times New Roman" w:hAnsi="Times New Roman" w:cs="Times New Roman"/>
+          <w:sz w:val="24"/>
+        </w:rPr>
+        <w:t>2.3多模态数据融合</w:t>
+      </w:r>
+    </w:p>
+    <w:p>
+      <w:pPr>
+        <w:ind w:firstLine="480" w:firstLineChars="200"/>
+        <w:jc w:val="left"/>
+        <w:rPr>
+          <w:rFonts w:ascii="Times New Roman" w:hAnsi="Times New Roman" w:cs="Times New Roman"/>
+          <w:sz w:val="24"/>
+        </w:rPr>
+      </w:pPr>
+      <w:r>
+        <w:rPr>
+          <w:rFonts w:hint="eastAsia" w:ascii="Times New Roman" w:hAnsi="Times New Roman" w:cs="Times New Roman"/>
+          <w:sz w:val="24"/>
+        </w:rPr>
+        <w:t>采用并改进主流的临床、病理、基因、影像四大模态数据融合方法，提升肺结节自动化诊断性能。</w:t>
       </w:r>
     </w:p>
     <w:p>
@@ -556,7 +450,7 @@
       </w:pPr>
       <w:r>
         <w:rPr>
-          <w:rFonts w:ascii="Times New Roman" w:hAnsi="Times New Roman" w:cs="Times New Roman"/>
+          <w:rFonts w:hint="eastAsia" w:ascii="Times New Roman" w:hAnsi="Times New Roman" w:cs="Times New Roman"/>
           <w:sz w:val="24"/>
         </w:rPr>
         <w:t>数据提供与应用模块</w:t>
@@ -564,40 +458,33 @@
     </w:p>
     <w:p>
       <w:pPr>
-        <w:ind w:firstLineChars="200" w:firstLine="480"/>
-        <w:jc w:val="left"/>
-        <w:rPr>
-          <w:rFonts w:ascii="Times New Roman" w:hAnsi="Times New Roman" w:cs="Times New Roman"/>
-          <w:sz w:val="24"/>
-        </w:rPr>
-      </w:pPr>
-      <w:r>
-        <w:rPr>
-          <w:rFonts w:ascii="Times New Roman" w:hAnsi="Times New Roman" w:cs="Times New Roman"/>
-          <w:sz w:val="24"/>
-        </w:rPr>
-        <w:t>3.1</w:t>
-      </w:r>
-      <w:r>
-        <w:rPr>
-          <w:rFonts w:ascii="Times New Roman" w:hAnsi="Times New Roman" w:cs="Times New Roman"/>
-          <w:sz w:val="24"/>
-        </w:rPr>
-        <w:t>数据检索单元</w:t>
-      </w:r>
-    </w:p>
-    <w:p>
-      <w:pPr>
-        <w:ind w:firstLineChars="200" w:firstLine="480"/>
-        <w:jc w:val="left"/>
-        <w:rPr>
-          <w:rFonts w:ascii="Times New Roman" w:hAnsi="Times New Roman" w:cs="Times New Roman"/>
-          <w:sz w:val="24"/>
-        </w:rPr>
-      </w:pPr>
-      <w:r>
-        <w:rPr>
-          <w:rFonts w:ascii="Times New Roman" w:hAnsi="Times New Roman" w:cs="Times New Roman"/>
+        <w:ind w:firstLine="480" w:firstLineChars="200"/>
+        <w:jc w:val="left"/>
+        <w:rPr>
+          <w:rFonts w:ascii="Times New Roman" w:hAnsi="Times New Roman" w:cs="Times New Roman"/>
+          <w:sz w:val="24"/>
+        </w:rPr>
+      </w:pPr>
+      <w:r>
+        <w:rPr>
+          <w:rFonts w:hint="eastAsia" w:ascii="Times New Roman" w:hAnsi="Times New Roman" w:cs="Times New Roman"/>
+          <w:sz w:val="24"/>
+        </w:rPr>
+        <w:t>3.1数据检索单元</w:t>
+      </w:r>
+    </w:p>
+    <w:p>
+      <w:pPr>
+        <w:ind w:firstLine="480" w:firstLineChars="200"/>
+        <w:jc w:val="left"/>
+        <w:rPr>
+          <w:rFonts w:ascii="Times New Roman" w:hAnsi="Times New Roman" w:cs="Times New Roman"/>
+          <w:sz w:val="24"/>
+        </w:rPr>
+      </w:pPr>
+      <w:r>
+        <w:rPr>
+          <w:rFonts w:hint="eastAsia" w:ascii="Times New Roman" w:hAnsi="Times New Roman" w:cs="Times New Roman"/>
           <w:sz w:val="24"/>
         </w:rPr>
         <w:t>根据检索条件，完成数据库检索和页面展示功能，支持模糊搜索和基于患者编号的精确搜索。</w:t>
@@ -605,40 +492,33 @@
     </w:p>
     <w:p>
       <w:pPr>
-        <w:ind w:firstLineChars="200" w:firstLine="480"/>
-        <w:jc w:val="left"/>
-        <w:rPr>
-          <w:rFonts w:ascii="Times New Roman" w:hAnsi="Times New Roman" w:cs="Times New Roman"/>
-          <w:sz w:val="24"/>
-        </w:rPr>
-      </w:pPr>
-      <w:r>
-        <w:rPr>
-          <w:rFonts w:ascii="Times New Roman" w:hAnsi="Times New Roman" w:cs="Times New Roman"/>
-          <w:sz w:val="24"/>
-        </w:rPr>
-        <w:t>3.2</w:t>
-      </w:r>
-      <w:r>
-        <w:rPr>
-          <w:rFonts w:ascii="Times New Roman" w:hAnsi="Times New Roman" w:cs="Times New Roman"/>
-          <w:sz w:val="24"/>
-        </w:rPr>
-        <w:t>患者数据显示</w:t>
-      </w:r>
-    </w:p>
-    <w:p>
-      <w:pPr>
-        <w:ind w:firstLineChars="200" w:firstLine="480"/>
-        <w:jc w:val="left"/>
-        <w:rPr>
-          <w:rFonts w:ascii="Times New Roman" w:hAnsi="Times New Roman" w:cs="Times New Roman"/>
-          <w:sz w:val="24"/>
-        </w:rPr>
-      </w:pPr>
-      <w:r>
-        <w:rPr>
-          <w:rFonts w:ascii="Times New Roman" w:hAnsi="Times New Roman" w:cs="Times New Roman"/>
+        <w:ind w:firstLine="480" w:firstLineChars="200"/>
+        <w:jc w:val="left"/>
+        <w:rPr>
+          <w:rFonts w:ascii="Times New Roman" w:hAnsi="Times New Roman" w:cs="Times New Roman"/>
+          <w:sz w:val="24"/>
+        </w:rPr>
+      </w:pPr>
+      <w:r>
+        <w:rPr>
+          <w:rFonts w:hint="eastAsia" w:ascii="Times New Roman" w:hAnsi="Times New Roman" w:cs="Times New Roman"/>
+          <w:sz w:val="24"/>
+        </w:rPr>
+        <w:t>3.2患者数据显示</w:t>
+      </w:r>
+    </w:p>
+    <w:p>
+      <w:pPr>
+        <w:ind w:firstLine="480" w:firstLineChars="200"/>
+        <w:jc w:val="left"/>
+        <w:rPr>
+          <w:rFonts w:ascii="Times New Roman" w:hAnsi="Times New Roman" w:cs="Times New Roman"/>
+          <w:sz w:val="24"/>
+        </w:rPr>
+      </w:pPr>
+      <w:r>
+        <w:rPr>
+          <w:rFonts w:hint="eastAsia" w:ascii="Times New Roman" w:hAnsi="Times New Roman" w:cs="Times New Roman"/>
           <w:sz w:val="24"/>
         </w:rPr>
         <w:t>实现患者文本、影像等不同模态数据的展示和患者档案的显示，支持以时间线展现患者的诊断、检查记录等。</w:t>
@@ -646,58 +526,37 @@
     </w:p>
     <w:p>
       <w:pPr>
-        <w:ind w:firstLineChars="200" w:firstLine="480"/>
-        <w:jc w:val="left"/>
-        <w:rPr>
-          <w:rFonts w:ascii="Times New Roman" w:hAnsi="Times New Roman" w:cs="Times New Roman"/>
-          <w:sz w:val="24"/>
-        </w:rPr>
-      </w:pPr>
-      <w:r>
-        <w:rPr>
-          <w:rFonts w:ascii="Times New Roman" w:hAnsi="Times New Roman" w:cs="Times New Roman"/>
-          <w:sz w:val="24"/>
-        </w:rPr>
-        <w:t>3.3</w:t>
-      </w:r>
-      <w:r>
-        <w:rPr>
-          <w:rFonts w:ascii="Times New Roman" w:hAnsi="Times New Roman" w:cs="Times New Roman"/>
-          <w:sz w:val="24"/>
-        </w:rPr>
-        <w:t>样例模型使用单元</w:t>
-      </w:r>
-    </w:p>
-    <w:p>
-      <w:pPr>
-        <w:ind w:firstLineChars="200" w:firstLine="480"/>
-        <w:jc w:val="left"/>
-        <w:rPr>
-          <w:rFonts w:ascii="Times New Roman" w:hAnsi="Times New Roman" w:cs="Times New Roman"/>
-          <w:sz w:val="28"/>
-          <w:szCs w:val="28"/>
-        </w:rPr>
-      </w:pPr>
-      <w:r>
-        <w:rPr>
-          <w:rFonts w:ascii="Times New Roman" w:hAnsi="Times New Roman" w:cs="Times New Roman"/>
-          <w:sz w:val="24"/>
-        </w:rPr>
-        <w:t>完成基于肺结节数据的分层分类和肺癌预测等</w:t>
-      </w:r>
-      <w:r>
-        <w:rPr>
-          <w:rFonts w:ascii="Times New Roman" w:hAnsi="Times New Roman" w:cs="Times New Roman"/>
-          <w:sz w:val="24"/>
-        </w:rPr>
-        <w:t>baseline</w:t>
-      </w:r>
-      <w:r>
-        <w:rPr>
-          <w:rFonts w:ascii="Times New Roman" w:hAnsi="Times New Roman" w:cs="Times New Roman"/>
-          <w:sz w:val="24"/>
-        </w:rPr>
-        <w:t>模型的使用样例。</w:t>
+        <w:ind w:firstLine="480" w:firstLineChars="200"/>
+        <w:jc w:val="left"/>
+        <w:rPr>
+          <w:rFonts w:ascii="Times New Roman" w:hAnsi="Times New Roman" w:cs="Times New Roman"/>
+          <w:sz w:val="24"/>
+        </w:rPr>
+      </w:pPr>
+      <w:r>
+        <w:rPr>
+          <w:rFonts w:hint="eastAsia" w:ascii="Times New Roman" w:hAnsi="Times New Roman" w:cs="Times New Roman"/>
+          <w:sz w:val="24"/>
+        </w:rPr>
+        <w:t>3.3样例模型使用单元</w:t>
+      </w:r>
+    </w:p>
+    <w:p>
+      <w:pPr>
+        <w:ind w:firstLine="480" w:firstLineChars="200"/>
+        <w:jc w:val="left"/>
+        <w:rPr>
+          <w:rFonts w:ascii="Times New Roman" w:hAnsi="Times New Roman" w:cs="Times New Roman"/>
+          <w:sz w:val="28"/>
+          <w:szCs w:val="28"/>
+        </w:rPr>
+      </w:pPr>
+      <w:r>
+        <w:rPr>
+          <w:rFonts w:hint="eastAsia" w:ascii="Times New Roman" w:hAnsi="Times New Roman" w:cs="Times New Roman"/>
+          <w:sz w:val="24"/>
+        </w:rPr>
+        <w:t>完成基于肺结节数据的分层分类和肺癌预测等baseline模型的使用样例。</w:t>
       </w:r>
     </w:p>
     <w:p>
@@ -715,7 +574,7 @@
       </w:pPr>
       <w:r>
         <w:rPr>
-          <w:rFonts w:ascii="Times New Roman" w:hAnsi="Times New Roman" w:cs="Times New Roman"/>
+          <w:rFonts w:hint="eastAsia" w:ascii="Times New Roman" w:hAnsi="Times New Roman" w:cs="Times New Roman"/>
           <w:sz w:val="28"/>
           <w:szCs w:val="28"/>
         </w:rPr>
@@ -724,9 +583,9 @@
     </w:p>
     <w:tbl>
       <w:tblPr>
-        <w:tblStyle w:val="a3"/>
+        <w:tblStyle w:val="000005"/>
         <w:tblW w:w="0" w:type="auto"/>
-        <w:tblLook w:val="04A0" w:firstRow="1" w:lastRow="0" w:firstColumn="1" w:lastColumn="0" w:noHBand="0" w:noVBand="1"/>
+        <w:tblLook w:firstRow="1" w:lastRow="0" w:firstColumn="1" w:lastColumn="0" w:noHBand="0" w:noVBand="1" w:val="04A0"/>
       </w:tblPr>
       <w:tblGrid>
         <w:gridCol w:w="1069"/>
@@ -735,6 +594,7 @@
         <w:gridCol w:w="1777"/>
       </w:tblGrid>
       <w:tr>
+        <w:trPr/>
         <w:tc>
           <w:tcPr>
             <w:tcW w:w="1069" w:type="dxa"/>
@@ -765,7 +625,7 @@
             </w:pPr>
             <w:r>
               <w:rPr>
-                <w:rFonts w:ascii="Times New Roman" w:hAnsi="Times New Roman" w:cs="Times New Roman"/>
+                <w:rFonts w:hint="eastAsia" w:ascii="Times New Roman" w:hAnsi="Times New Roman" w:cs="Times New Roman"/>
                 <w:sz w:val="28"/>
                 <w:szCs w:val="28"/>
               </w:rPr>
@@ -788,7 +648,7 @@
             </w:pPr>
             <w:r>
               <w:rPr>
-                <w:rFonts w:ascii="Times New Roman" w:hAnsi="Times New Roman" w:cs="Times New Roman"/>
+                <w:rFonts w:hint="eastAsia" w:ascii="Times New Roman" w:hAnsi="Times New Roman" w:cs="Times New Roman"/>
                 <w:sz w:val="28"/>
                 <w:szCs w:val="28"/>
               </w:rPr>
@@ -811,7 +671,7 @@
             </w:pPr>
             <w:r>
               <w:rPr>
-                <w:rFonts w:ascii="Times New Roman" w:hAnsi="Times New Roman" w:cs="Times New Roman"/>
+                <w:rFonts w:hint="eastAsia" w:ascii="Times New Roman" w:hAnsi="Times New Roman" w:cs="Times New Roman"/>
                 <w:sz w:val="28"/>
                 <w:szCs w:val="28"/>
               </w:rPr>
@@ -821,6 +681,7 @@
         </w:tc>
       </w:tr>
       <w:tr>
+        <w:trPr/>
         <w:tc>
           <w:tcPr>
             <w:tcW w:w="1069" w:type="dxa"/>
@@ -859,7 +720,7 @@
             </w:pPr>
             <w:r>
               <w:rPr>
-                <w:rFonts w:ascii="Times New Roman" w:hAnsi="Times New Roman" w:cs="Times New Roman"/>
+                <w:rFonts w:hint="eastAsia" w:ascii="Times New Roman" w:hAnsi="Times New Roman" w:cs="Times New Roman"/>
                 <w:sz w:val="28"/>
                 <w:szCs w:val="28"/>
               </w:rPr>
@@ -882,7 +743,7 @@
             </w:pPr>
             <w:r>
               <w:rPr>
-                <w:rFonts w:ascii="Times New Roman" w:hAnsi="Times New Roman" w:cs="Times New Roman"/>
+                <w:rFonts w:hint="eastAsia" w:ascii="Times New Roman" w:hAnsi="Times New Roman" w:cs="Times New Roman"/>
                 <w:sz w:val="28"/>
                 <w:szCs w:val="28"/>
               </w:rPr>
@@ -905,7 +766,7 @@
             </w:pPr>
             <w:r>
               <w:rPr>
-                <w:rFonts w:ascii="Times New Roman" w:hAnsi="Times New Roman" w:cs="Times New Roman"/>
+                <w:rFonts w:hint="eastAsia" w:ascii="Times New Roman" w:hAnsi="Times New Roman" w:cs="Times New Roman"/>
                 <w:sz w:val="28"/>
                 <w:szCs w:val="28"/>
               </w:rPr>
@@ -958,7 +819,7 @@
             </w:pPr>
             <w:r>
               <w:rPr>
-                <w:rFonts w:ascii="Times New Roman" w:hAnsi="Times New Roman" w:cs="Times New Roman"/>
+                <w:rFonts w:hint="eastAsia" w:ascii="Times New Roman" w:hAnsi="Times New Roman" w:cs="Times New Roman"/>
                 <w:sz w:val="28"/>
                 <w:szCs w:val="28"/>
               </w:rPr>
@@ -982,7 +843,7 @@
             </w:pPr>
             <w:r>
               <w:rPr>
-                <w:rFonts w:ascii="Times New Roman" w:hAnsi="Times New Roman" w:cs="Times New Roman"/>
+                <w:rFonts w:hint="eastAsia" w:ascii="Times New Roman" w:hAnsi="Times New Roman" w:cs="Times New Roman"/>
                 <w:sz w:val="28"/>
                 <w:szCs w:val="28"/>
               </w:rPr>
@@ -1006,7 +867,7 @@
             </w:pPr>
             <w:r>
               <w:rPr>
-                <w:rFonts w:ascii="Times New Roman" w:hAnsi="Times New Roman" w:cs="Times New Roman"/>
+                <w:rFonts w:hint="eastAsia" w:ascii="Times New Roman" w:hAnsi="Times New Roman" w:cs="Times New Roman"/>
                 <w:sz w:val="28"/>
                 <w:szCs w:val="28"/>
               </w:rPr>
@@ -1016,6 +877,7 @@
         </w:tc>
       </w:tr>
       <w:tr>
+        <w:trPr/>
         <w:tc>
           <w:tcPr>
             <w:tcW w:w="1069" w:type="dxa"/>
@@ -1056,7 +918,7 @@
             </w:pPr>
             <w:r>
               <w:rPr>
-                <w:rFonts w:ascii="Times New Roman" w:hAnsi="Times New Roman" w:cs="Times New Roman"/>
+                <w:rFonts w:hint="eastAsia" w:ascii="Times New Roman" w:hAnsi="Times New Roman" w:cs="Times New Roman"/>
                 <w:sz w:val="28"/>
                 <w:szCs w:val="28"/>
               </w:rPr>
@@ -1080,7 +942,7 @@
             </w:pPr>
             <w:r>
               <w:rPr>
-                <w:rFonts w:ascii="Times New Roman" w:hAnsi="Times New Roman" w:cs="Times New Roman"/>
+                <w:rFonts w:hint="eastAsia" w:ascii="Times New Roman" w:hAnsi="Times New Roman" w:cs="Times New Roman"/>
                 <w:sz w:val="28"/>
                 <w:szCs w:val="28"/>
               </w:rPr>
@@ -1104,7 +966,7 @@
             </w:pPr>
             <w:r>
               <w:rPr>
-                <w:rFonts w:ascii="Times New Roman" w:hAnsi="Times New Roman" w:cs="Times New Roman"/>
+                <w:rFonts w:hint="eastAsia" w:ascii="Times New Roman" w:hAnsi="Times New Roman" w:cs="Times New Roman"/>
                 <w:sz w:val="28"/>
                 <w:szCs w:val="28"/>
               </w:rPr>
@@ -1114,6 +976,7 @@
         </w:tc>
       </w:tr>
       <w:tr>
+        <w:trPr/>
         <w:tc>
           <w:tcPr>
             <w:tcW w:w="1069" w:type="dxa"/>
@@ -1154,7 +1017,7 @@
             </w:pPr>
             <w:r>
               <w:rPr>
-                <w:rFonts w:ascii="Times New Roman" w:hAnsi="Times New Roman" w:cs="Times New Roman"/>
+                <w:rFonts w:hint="eastAsia" w:ascii="Times New Roman" w:hAnsi="Times New Roman" w:cs="Times New Roman"/>
                 <w:sz w:val="28"/>
                 <w:szCs w:val="28"/>
               </w:rPr>
@@ -1178,7 +1041,7 @@
             </w:pPr>
             <w:r>
               <w:rPr>
-                <w:rFonts w:ascii="Times New Roman" w:hAnsi="Times New Roman" w:cs="Times New Roman"/>
+                <w:rFonts w:hint="eastAsia" w:ascii="Times New Roman" w:hAnsi="Times New Roman" w:cs="Times New Roman"/>
                 <w:sz w:val="28"/>
                 <w:szCs w:val="28"/>
               </w:rPr>
@@ -1202,7 +1065,7 @@
             </w:pPr>
             <w:r>
               <w:rPr>
-                <w:rFonts w:ascii="Times New Roman" w:hAnsi="Times New Roman" w:cs="Times New Roman"/>
+                <w:rFonts w:hint="eastAsia" w:ascii="Times New Roman" w:hAnsi="Times New Roman" w:cs="Times New Roman"/>
                 <w:sz w:val="28"/>
                 <w:szCs w:val="28"/>
               </w:rPr>
@@ -1212,6 +1075,7 @@
         </w:tc>
       </w:tr>
       <w:tr>
+        <w:trPr/>
         <w:tc>
           <w:tcPr>
             <w:tcW w:w="1069" w:type="dxa"/>
@@ -1250,7 +1114,7 @@
             </w:pPr>
             <w:r>
               <w:rPr>
-                <w:rFonts w:ascii="Times New Roman" w:hAnsi="Times New Roman" w:cs="Times New Roman"/>
+                <w:rFonts w:hint="eastAsia" w:ascii="Times New Roman" w:hAnsi="Times New Roman" w:cs="Times New Roman"/>
                 <w:sz w:val="28"/>
                 <w:szCs w:val="28"/>
               </w:rPr>
@@ -1273,7 +1137,7 @@
             </w:pPr>
             <w:r>
               <w:rPr>
-                <w:rFonts w:ascii="Times New Roman" w:hAnsi="Times New Roman" w:cs="Times New Roman"/>
+                <w:rFonts w:hint="eastAsia" w:ascii="Times New Roman" w:hAnsi="Times New Roman" w:cs="Times New Roman"/>
                 <w:sz w:val="28"/>
                 <w:szCs w:val="28"/>
               </w:rPr>
@@ -1296,7 +1160,7 @@
             </w:pPr>
             <w:r>
               <w:rPr>
-                <w:rFonts w:ascii="Times New Roman" w:hAnsi="Times New Roman" w:cs="Times New Roman"/>
+                <w:rFonts w:hint="eastAsia" w:ascii="Times New Roman" w:hAnsi="Times New Roman" w:cs="Times New Roman"/>
                 <w:sz w:val="28"/>
                 <w:szCs w:val="28"/>
               </w:rPr>
@@ -1306,6 +1170,7 @@
         </w:tc>
       </w:tr>
       <w:tr>
+        <w:trPr/>
         <w:tc>
           <w:tcPr>
             <w:tcW w:w="1069" w:type="dxa"/>
@@ -1344,7 +1209,7 @@
             </w:pPr>
             <w:r>
               <w:rPr>
-                <w:rFonts w:ascii="Times New Roman" w:hAnsi="Times New Roman" w:cs="Times New Roman"/>
+                <w:rFonts w:hint="eastAsia" w:ascii="Times New Roman" w:hAnsi="Times New Roman" w:cs="Times New Roman"/>
                 <w:sz w:val="28"/>
                 <w:szCs w:val="28"/>
               </w:rPr>
@@ -1367,7 +1232,7 @@
             </w:pPr>
             <w:r>
               <w:rPr>
-                <w:rFonts w:ascii="Times New Roman" w:hAnsi="Times New Roman" w:cs="Times New Roman"/>
+                <w:rFonts w:hint="eastAsia" w:ascii="Times New Roman" w:hAnsi="Times New Roman" w:cs="Times New Roman"/>
                 <w:sz w:val="28"/>
                 <w:szCs w:val="28"/>
               </w:rPr>
@@ -1390,7 +1255,7 @@
             </w:pPr>
             <w:r>
               <w:rPr>
-                <w:rFonts w:ascii="Times New Roman" w:hAnsi="Times New Roman" w:cs="Times New Roman"/>
+                <w:rFonts w:hint="eastAsia" w:ascii="Times New Roman" w:hAnsi="Times New Roman" w:cs="Times New Roman"/>
                 <w:sz w:val="28"/>
                 <w:szCs w:val="28"/>
               </w:rPr>
@@ -1400,6 +1265,7 @@
         </w:tc>
       </w:tr>
       <w:tr>
+        <w:trPr/>
         <w:tc>
           <w:tcPr>
             <w:tcW w:w="1069" w:type="dxa"/>
@@ -1438,7 +1304,7 @@
             </w:pPr>
             <w:r>
               <w:rPr>
-                <w:rFonts w:ascii="Times New Roman" w:hAnsi="Times New Roman" w:cs="Times New Roman"/>
+                <w:rFonts w:hint="eastAsia" w:ascii="Times New Roman" w:hAnsi="Times New Roman" w:cs="Times New Roman"/>
                 <w:sz w:val="28"/>
                 <w:szCs w:val="28"/>
               </w:rPr>
@@ -1461,7 +1327,7 @@
             </w:pPr>
             <w:r>
               <w:rPr>
-                <w:rFonts w:ascii="Times New Roman" w:hAnsi="Times New Roman" w:cs="Times New Roman"/>
+                <w:rFonts w:hint="eastAsia" w:ascii="Times New Roman" w:hAnsi="Times New Roman" w:cs="Times New Roman"/>
                 <w:sz w:val="28"/>
                 <w:szCs w:val="28"/>
               </w:rPr>
@@ -1484,7 +1350,7 @@
             </w:pPr>
             <w:r>
               <w:rPr>
-                <w:rFonts w:ascii="Times New Roman" w:hAnsi="Times New Roman" w:cs="Times New Roman"/>
+                <w:rFonts w:hint="eastAsia" w:ascii="Times New Roman" w:hAnsi="Times New Roman" w:cs="Times New Roman"/>
                 <w:sz w:val="28"/>
                 <w:szCs w:val="28"/>
               </w:rPr>
@@ -1494,6 +1360,7 @@
         </w:tc>
       </w:tr>
       <w:tr>
+        <w:trPr/>
         <w:tc>
           <w:tcPr>
             <w:tcW w:w="1069" w:type="dxa"/>
@@ -1526,7 +1393,7 @@
             </w:pPr>
             <w:r>
               <w:rPr>
-                <w:rFonts w:ascii="Times New Roman" w:hAnsi="Times New Roman" w:cs="Times New Roman"/>
+                <w:rFonts w:hint="eastAsia" w:ascii="Times New Roman" w:hAnsi="Times New Roman" w:cs="Times New Roman"/>
                 <w:sz w:val="28"/>
                 <w:szCs w:val="28"/>
               </w:rPr>
@@ -1550,7 +1417,7 @@
             </w:pPr>
             <w:r>
               <w:rPr>
-                <w:rFonts w:ascii="Times New Roman" w:hAnsi="Times New Roman" w:cs="Times New Roman"/>
+                <w:rFonts w:hint="eastAsia" w:ascii="Times New Roman" w:hAnsi="Times New Roman" w:cs="Times New Roman"/>
                 <w:sz w:val="28"/>
                 <w:szCs w:val="28"/>
               </w:rPr>
@@ -1574,7 +1441,7 @@
             </w:pPr>
             <w:r>
               <w:rPr>
-                <w:rFonts w:ascii="Times New Roman" w:hAnsi="Times New Roman" w:cs="Times New Roman"/>
+                <w:rFonts w:hint="eastAsia" w:ascii="Times New Roman" w:hAnsi="Times New Roman" w:cs="Times New Roman"/>
                 <w:sz w:val="28"/>
                 <w:szCs w:val="28"/>
               </w:rPr>
@@ -1605,35 +1472,11 @@
       </w:pPr>
       <w:r>
         <w:rPr>
-          <w:rFonts w:ascii="Times New Roman" w:hAnsi="Times New Roman" w:cs="Times New Roman" w:hint="eastAsia"/>
-          <w:sz w:val="28"/>
-          <w:szCs w:val="28"/>
-        </w:rPr>
-        <w:t>UKB</w:t>
-      </w:r>
-      <w:r>
-        <w:rPr>
-          <w:rFonts w:ascii="Times New Roman" w:hAnsi="Times New Roman" w:cs="Times New Roman" w:hint="eastAsia"/>
-          <w:sz w:val="28"/>
-          <w:szCs w:val="28"/>
-        </w:rPr>
-        <w:t>参考</w:t>
-      </w:r>
-      <w:r>
-        <w:rPr>
-          <w:rFonts w:ascii="Times New Roman" w:hAnsi="Times New Roman" w:cs="Times New Roman" w:hint="eastAsia"/>
-          <w:sz w:val="28"/>
-          <w:szCs w:val="28"/>
-        </w:rPr>
-        <w:t>链接</w:t>
-      </w:r>
-      <w:r>
-        <w:rPr>
-          <w:rFonts w:ascii="Times New Roman" w:hAnsi="Times New Roman" w:cs="Times New Roman" w:hint="eastAsia"/>
-          <w:sz w:val="28"/>
-          <w:szCs w:val="28"/>
-        </w:rPr>
-        <w:t>：</w:t>
+          <w:rFonts w:hint="eastAsia" w:ascii="Times New Roman" w:hAnsi="Times New Roman" w:cs="Times New Roman"/>
+          <w:sz w:val="28"/>
+          <w:szCs w:val="28"/>
+        </w:rPr>
+        <w:t>UKB参考链接：</w:t>
       </w:r>
       <w:r>
         <w:rPr>
@@ -1655,8 +1498,23 @@
 </file>
 
 <file path=word/numbering.xml><?xml version="1.0" encoding="utf-8"?>
-<w:numbering xmlns:wpc="http://schemas.microsoft.com/office/word/2010/wordprocessingCanvas" xmlns:cx="http://schemas.microsoft.com/office/drawing/2014/chartex" xmlns:cx1="http://schemas.microsoft.com/office/drawing/2015/9/8/chartex" xmlns:cx2="http://schemas.microsoft.com/office/drawing/2015/10/21/chartex" xmlns:cx3="http://schemas.microsoft.com/office/drawing/2016/5/9/chartex" xmlns:cx4="http://schemas.microsoft.com/office/drawing/2016/5/10/chartex" xmlns:cx5="http://schemas.microsoft.com/office/drawing/2016/5/11/chartex" xmlns:cx6="http://schemas.microsoft.com/office/drawing/2016/5/12/chartex" xmlns:cx7="http://schemas.microsoft.com/office/drawing/2016/5/13/chartex" xmlns:cx8="http://schemas.microsoft.com/office/drawing/2016/5/14/chartex" xmlns:mc="http://schemas.openxmlformats.org/markup-compatibility/2006" xmlns:aink="http://schemas.microsoft.com/office/drawing/2016/ink" xmlns:am3d="http://schemas.microsoft.com/office/drawing/2017/model3d" xmlns:o="urn:schemas-microsoft-com:office:office" xmlns:oel="http://schemas.microsoft.com/office/2019/extlst" xmlns:r="http://schemas.openxmlformats.org/officeDocument/2006/relationships" xmlns:m="http://schemas.openxmlformats.org/officeDocument/2006/math" xmlns:v="urn:schemas-microsoft-com:vml" xmlns:wp14="http://schemas.microsoft.com/office/word/2010/wordprocessingDrawing" xmlns:wp="http://schemas.openxmlformats.org/drawingml/2006/wordprocessingDrawing" xmlns:w10="urn:schemas-microsoft-com:office:word" xmlns:w="http://schemas.openxmlformats.org/wordprocessingml/2006/main" xmlns:w14="http://schemas.microsoft.com/office/word/2010/wordml" xmlns:w15="http://schemas.microsoft.com/office/word/2012/wordml" xmlns:w16cex="http://schemas.microsoft.com/office/word/2018/wordml/cex" xmlns:w16cid="http://schemas.microsoft.com/office/word/2016/wordml/cid" xmlns:w16="http://schemas.microsoft.com/office/word/2018/wordml" xmlns:w16du="http://schemas.microsoft.com/office/word/2023/wordml/word16du" xmlns:w16sdtdh="http://schemas.microsoft.com/office/word/2020/wordml/sdtdatahash" xmlns:w16se="http://schemas.microsoft.com/office/word/2015/wordml/symex" xmlns:wpg="http://schemas.microsoft.com/office/word/2010/wordprocessingGroup" xmlns:wpi="http://schemas.microsoft.com/office/word/2010/wordprocessingInk" xmlns:wne="http://schemas.microsoft.com/office/word/2006/wordml" xmlns:wps="http://schemas.microsoft.com/office/word/2010/wordprocessingShape" mc:Ignorable="w14 w15 w16se w16cid w16 w16cex w16sdtdh w16du wp14">
-  <w:abstractNum w:abstractNumId="0" w15:restartNumberingAfterBreak="0">
+<w:numbering xmlns:w="http://schemas.openxmlformats.org/wordprocessingml/2006/main">
+  <w:abstractNum w:abstractNumId="0">
+    <w:nsid w:val="01824EBB"/>
+    <w:multiLevelType w:val="singleLevel"/>
+    <w:tmpl w:val="01824EBB"/>
+    <w:lvl w:ilvl="0">
+      <w:start w:val="1"/>
+      <w:numFmt w:val="chineseCounting"/>
+      <w:suff w:val="nothing"/>
+      <w:lvlText w:val="%1）"/>
+      <w:lvlJc w:val="left"/>
+      <w:rPr>
+        <w:rFonts w:hint="eastAsia"/>
+      </w:rPr>
+    </w:lvl>
+  </w:abstractNum>
+  <w:abstractNum w:abstractNumId="1">
     <w:nsid w:val="B097F5C6"/>
     <w:multiLevelType w:val="singleLevel"/>
     <w:tmpl w:val="B097F5C6"/>
@@ -1671,332 +1529,323 @@
       </w:rPr>
     </w:lvl>
   </w:abstractNum>
-  <w:abstractNum w:abstractNumId="1" w15:restartNumberingAfterBreak="0">
-    <w:nsid w:val="01824EBB"/>
-    <w:multiLevelType w:val="singleLevel"/>
-    <w:tmpl w:val="01824EBB"/>
-    <w:lvl w:ilvl="0">
-      <w:start w:val="1"/>
-      <w:numFmt w:val="chineseCounting"/>
-      <w:suff w:val="nothing"/>
-      <w:lvlText w:val="%1）"/>
-      <w:lvlJc w:val="left"/>
-      <w:rPr>
-        <w:rFonts w:hint="eastAsia"/>
-      </w:rPr>
-    </w:lvl>
-  </w:abstractNum>
-  <w:num w:numId="1" w16cid:durableId="1686975106">
+  <w:num w:numId="1">
+    <w:abstractNumId w:val="0"/>
+  </w:num>
+  <w:num w:numId="2">
     <w:abstractNumId w:val="1"/>
-  </w:num>
-  <w:num w:numId="2" w16cid:durableId="697662813">
-    <w:abstractNumId w:val="0"/>
   </w:num>
 </w:numbering>
 </file>
 
 <file path=word/styles.xml><?xml version="1.0" encoding="utf-8"?>
-<w:styles xmlns:mc="http://schemas.openxmlformats.org/markup-compatibility/2006" xmlns:r="http://schemas.openxmlformats.org/officeDocument/2006/relationships" xmlns:w="http://schemas.openxmlformats.org/wordprocessingml/2006/main" xmlns:w14="http://schemas.microsoft.com/office/word/2010/wordml" xmlns:w15="http://schemas.microsoft.com/office/word/2012/wordml" xmlns:w16cex="http://schemas.microsoft.com/office/word/2018/wordml/cex" xmlns:w16cid="http://schemas.microsoft.com/office/word/2016/wordml/cid" xmlns:w16="http://schemas.microsoft.com/office/word/2018/wordml" xmlns:w16du="http://schemas.microsoft.com/office/word/2023/wordml/word16du" xmlns:w16sdtdh="http://schemas.microsoft.com/office/word/2020/wordml/sdtdatahash" xmlns:w16se="http://schemas.microsoft.com/office/word/2015/wordml/symex" mc:Ignorable="w14 w15 w16se w16cid w16 w16cex w16sdtdh w16du">
+<w:styles xmlns:w="http://schemas.openxmlformats.org/wordprocessingml/2006/main">
   <w:docDefaults>
     <w:rPrDefault>
       <w:rPr>
-        <w:rFonts w:asciiTheme="minorHAnsi" w:eastAsiaTheme="minorEastAsia" w:hAnsiTheme="minorHAnsi" w:cstheme="minorBidi"/>
+        <w:rFonts w:asciiTheme="minorHAnsi" w:hAnsiTheme="minorHAnsi" w:eastAsiaTheme="minorEastAsia" w:cstheme="minorBidi"/>
         <w:lang w:val="en-US" w:eastAsia="zh-CN" w:bidi="ar-SA"/>
       </w:rPr>
     </w:rPrDefault>
     <w:pPrDefault/>
   </w:docDefaults>
   <w:latentStyles w:defLockedState="0" w:defUIPriority="0" w:defSemiHidden="0" w:defUnhideWhenUsed="0" w:defQFormat="0" w:count="376">
+    <w:lsdException w:name="Grid Table 6 Colorful Accent 2" w:uiPriority="51"/>
+    <w:lsdException w:name="List Table 3 Accent 3" w:uiPriority="48"/>
+    <w:lsdException w:name="Table Grid 8" w:semiHidden="1" w:unhideWhenUsed="1"/>
+    <w:lsdException w:name="Light List Accent 3" w:uiPriority="61"/>
+    <w:lsdException w:name="Light List" w:uiPriority="61"/>
+    <w:lsdException w:name="Colorful Shading Accent 3" w:uiPriority="71"/>
+    <w:lsdException w:name="Table 3D effects 2" w:semiHidden="1" w:unhideWhenUsed="1"/>
+    <w:lsdException w:name="Colorful Grid Accent 6" w:uiPriority="73"/>
+    <w:lsdException w:name="Table Colorful 3" w:semiHidden="1" w:unhideWhenUsed="1"/>
+    <w:lsdException w:name="List Table 6 Colorful Accent 3" w:uiPriority="51"/>
+    <w:lsdException w:name="Grid Table 6 Colorful Accent 6" w:uiPriority="51"/>
+    <w:lsdException w:name="List Table 6 Colorful Accent 2" w:uiPriority="51"/>
+    <w:lsdException w:name="Medium Grid 1 Accent 6" w:uiPriority="67"/>
+    <w:lsdException w:name="Table Classic 3" w:semiHidden="1" w:unhideWhenUsed="1"/>
+    <w:lsdException w:name="List Table 4" w:uiPriority="49"/>
+    <w:lsdException w:name="Medium Shading 1 Accent 3" w:uiPriority="63"/>
+    <w:lsdException w:name="List Table 6 Colorful Accent 6" w:uiPriority="51"/>
+    <w:lsdException w:name="Smart Hyperlink" w:uiPriority="99" w:semiHidden="1" w:unhideWhenUsed="1"/>
+    <w:lsdException w:name="Grid Table 1 Light Accent 2" w:uiPriority="46"/>
+    <w:lsdException w:name="Medium List 2 Accent 6" w:uiPriority="66"/>
+    <w:lsdException w:name="Medium Shading 1 Accent 2" w:uiPriority="63"/>
+    <w:lsdException w:name="List Table 2 Accent 4" w:uiPriority="47"/>
+    <w:lsdException w:name="Emphasis" w:qFormat="1"/>
+    <w:lsdException w:name="List Table 1 Light" w:uiPriority="46"/>
+    <w:lsdException w:name="Strong" w:qFormat="1"/>
+    <w:lsdException w:name="Outline List 3" w:uiPriority="99" w:semiHidden="1" w:unhideWhenUsed="1"/>
+    <w:lsdException w:name="Medium List 2 Accent 2" w:uiPriority="66"/>
+    <w:lsdException w:name="Medium Shading 1 Accent 6" w:uiPriority="63"/>
+    <w:lsdException w:name="Table Simple 1" w:semiHidden="1" w:unhideWhenUsed="1"/>
+    <w:lsdException w:name="Light Grid Accent 6" w:uiPriority="62"/>
+    <w:lsdException w:name="Table Web 2" w:semiHidden="1" w:unhideWhenUsed="1"/>
+    <w:lsdException w:name="Medium Grid 1 Accent 2" w:uiPriority="67"/>
+    <w:lsdException w:name="Colorful Shading Accent 6" w:uiPriority="71"/>
+    <w:lsdException w:name="Placeholder Text" w:uiPriority="99" w:semiHidden="1" w:unhideWhenUsed="1"/>
+    <w:lsdException w:name="caption" w:semiHidden="1" w:unhideWhenUsed="1" w:qFormat="1"/>
+    <w:lsdException w:name="List Table 5 Dark Accent 6" w:uiPriority="50"/>
+    <w:lsdException w:name="Table Grid 5" w:semiHidden="1" w:unhideWhenUsed="1"/>
+    <w:lsdException w:name="Colorful Shading Accent 2" w:uiPriority="71"/>
+    <w:lsdException w:name="Grid Table 7 Colorful Accent 6" w:uiPriority="52"/>
+    <w:lsdException w:name="Plain Table 3" w:uiPriority="43"/>
+    <w:lsdException w:name="HTML Bottom of Form" w:uiPriority="99" w:semiHidden="1" w:unhideWhenUsed="1"/>
+    <w:lsdException w:name="Grid Table 3 Accent 2" w:uiPriority="48"/>
+    <w:lsdException w:name="Plain Table 2" w:uiPriority="42"/>
+    <w:lsdException w:name="Table Professional" w:semiHidden="1" w:unhideWhenUsed="1"/>
+    <w:lsdException w:name="Medium Grid 2" w:uiPriority="68"/>
+    <w:lsdException w:name="Medium Shading 2 Accent 6" w:uiPriority="64"/>
+    <w:lsdException w:name="Grid Table 7 Colorful Accent 3" w:uiPriority="52"/>
+    <w:lsdException w:name="List Table 4 Accent 3" w:uiPriority="49"/>
+    <w:lsdException w:name="Grid Table 3 Accent 6" w:uiPriority="48"/>
+    <w:lsdException w:name="Medium Grid 2 Accent 4" w:uiPriority="68"/>
+    <w:lsdException w:name="Normal Table" w:semiHidden="1" w:unhideWhenUsed="1" w:qFormat="1"/>
+    <w:lsdException w:name="heading 9" w:semiHidden="1" w:unhideWhenUsed="1" w:qFormat="1"/>
+    <w:lsdException w:name="Outline List 1" w:uiPriority="99" w:semiHidden="1" w:unhideWhenUsed="1"/>
+    <w:lsdException w:name="Light List Accent 1" w:uiPriority="61"/>
+    <w:lsdException w:name="Book Title" w:uiPriority="33" w:qFormat="1"/>
+    <w:lsdException w:name="List Paragraph" w:uiPriority="99" w:semiHidden="1" w:unhideWhenUsed="1"/>
+    <w:lsdException w:name="List Table 1 Light Accent 4" w:uiPriority="46"/>
+    <w:lsdException w:name="Table List 1" w:semiHidden="1" w:unhideWhenUsed="1"/>
+    <w:lsdException w:name="List Table 5 Dark" w:uiPriority="50"/>
+    <w:lsdException w:name="Medium List 2 Accent 3" w:uiPriority="66"/>
+    <w:lsdException w:name="Medium Shading 2 Accent 3" w:uiPriority="64"/>
+    <w:lsdException w:name="Grid Table 1 Light" w:uiPriority="46"/>
+    <w:lsdException w:name="Table Colorful 2" w:semiHidden="1" w:unhideWhenUsed="1"/>
+    <w:lsdException w:name="Subtle Reference" w:uiPriority="31" w:qFormat="1"/>
+    <w:lsdException w:name="Table Grid 7" w:semiHidden="1" w:unhideWhenUsed="1"/>
+    <w:lsdException w:name="List Table 2" w:uiPriority="47"/>
+    <w:lsdException w:name="Dark List" w:uiPriority="70"/>
+    <w:lsdException w:name="Grid Table 4 Accent 5" w:uiPriority="49"/>
+    <w:lsdException w:name="Plain Table 1" w:uiPriority="41"/>
+    <w:lsdException w:name="Table Grid 3" w:semiHidden="1" w:unhideWhenUsed="1"/>
+    <w:lsdException w:name="Table Classic 2" w:semiHidden="1" w:unhideWhenUsed="1"/>
+    <w:lsdException w:name="Medium List 1 Accent 5" w:uiPriority="65"/>
+    <w:lsdException w:name="Table List 8" w:semiHidden="1" w:unhideWhenUsed="1"/>
+    <w:lsdException w:name="Grid Table 4 Accent 4" w:uiPriority="49"/>
+    <w:lsdException w:name="Medium List 1 Accent 4" w:uiPriority="65"/>
+    <w:lsdException w:name="Table Contemporary" w:semiHidden="1" w:unhideWhenUsed="1"/>
+    <w:lsdException w:name="Medium Grid 3" w:uiPriority="69"/>
+    <w:lsdException w:name="List Table 4 Accent 2" w:uiPriority="49"/>
+    <w:lsdException w:name="Plain Table 4" w:uiPriority="44"/>
+    <w:lsdException w:name="List Table 5 Dark Accent 2" w:uiPriority="50"/>
+    <w:lsdException w:name="Grid Table 5 Dark" w:uiPriority="50"/>
+    <w:lsdException w:name="List Table 7 Colorful Accent 4" w:uiPriority="52"/>
+    <w:lsdException w:name="Colorful List" w:uiPriority="72"/>
+    <w:lsdException w:name="Grid Table 2 Accent 1" w:uiPriority="47"/>
+    <w:lsdException w:name="List Table 2 Accent 3" w:uiPriority="47"/>
+    <w:lsdException w:name="Light Shading Accent 5" w:uiPriority="60"/>
+    <w:lsdException w:name="Grid Table 2 Accent 5" w:uiPriority="47"/>
+    <w:lsdException w:name="List Table 2 Accent 2" w:uiPriority="47"/>
+    <w:lsdException w:name="Grid Table 1 Light Accent 4" w:uiPriority="46"/>
+    <w:lsdException w:name="Table Grid 6" w:semiHidden="1" w:unhideWhenUsed="1"/>
+    <w:lsdException w:name="Grid Table 6 Colorful" w:uiPriority="51"/>
+    <w:lsdException w:name="Grid Table 7 Colorful Accent 5" w:uiPriority="52"/>
+    <w:lsdException w:name="Dark List Accent 5" w:uiPriority="70"/>
+    <w:lsdException w:name="Revision" w:uiPriority="99" w:semiHidden="1" w:unhideWhenUsed="1"/>
+    <w:lsdException w:name="List Table 4 Accent 1" w:uiPriority="49"/>
+    <w:lsdException w:name="Grid Table 3 Accent 4" w:uiPriority="48"/>
+    <w:lsdException w:name="Medium Grid 3 Accent 1" w:uiPriority="69"/>
+    <w:lsdException w:name="List Table 2 Accent 6" w:uiPriority="47"/>
+    <w:lsdException w:name="Table Grid 2" w:semiHidden="1" w:unhideWhenUsed="1"/>
+    <w:lsdException w:name="Colorful Shading Accent 5" w:uiPriority="71"/>
+    <w:lsdException w:name="List Table 3 Accent 2" w:uiPriority="48"/>
+    <w:lsdException w:name="Medium Grid 3 Accent 5" w:uiPriority="69"/>
+    <w:lsdException w:name="Colorful Shading Accent 4" w:uiPriority="71"/>
+    <w:lsdException w:name="HTML Top of Form" w:uiPriority="99" w:semiHidden="1" w:unhideWhenUsed="1"/>
+    <w:lsdException w:name="Medium Shading 2 Accent 5" w:uiPriority="64"/>
+    <w:lsdException w:name="Medium List 1 Accent 6" w:uiPriority="65"/>
+    <w:lsdException w:name="List Table 3 Accent 6" w:uiPriority="48"/>
     <w:lsdException w:name="Normal" w:qFormat="1"/>
-    <w:lsdException w:name="heading 1" w:qFormat="1"/>
-    <w:lsdException w:name="heading 2" w:semiHidden="1" w:unhideWhenUsed="1" w:qFormat="1"/>
+    <w:lsdException w:name="List Table 1 Light Accent 2" w:uiPriority="46"/>
+    <w:lsdException w:name="Medium Shading 2" w:uiPriority="64"/>
+    <w:lsdException w:name="Table Subtle 2" w:semiHidden="1" w:unhideWhenUsed="1"/>
+    <w:lsdException w:name="Grid Table Light" w:uiPriority="40"/>
+    <w:lsdException w:name="List Table 5 Dark Accent 4" w:uiPriority="50"/>
+    <w:lsdException w:name="Subtitle" w:qFormat="1"/>
+    <w:lsdException w:name="Smart Link" w:uiPriority="99" w:semiHidden="1" w:unhideWhenUsed="1"/>
+    <w:lsdException w:name="Table 3D effects 1" w:semiHidden="1" w:unhideWhenUsed="1"/>
+    <w:lsdException w:name="Table Classic 4" w:semiHidden="1" w:unhideWhenUsed="1"/>
+    <w:lsdException w:name="Bibliography" w:uiPriority="37" w:semiHidden="1" w:unhideWhenUsed="1"/>
     <w:lsdException w:name="heading 3" w:semiHidden="1" w:unhideWhenUsed="1" w:qFormat="1"/>
-    <w:lsdException w:name="heading 4" w:semiHidden="1" w:unhideWhenUsed="1" w:qFormat="1"/>
-    <w:lsdException w:name="heading 5" w:semiHidden="1" w:unhideWhenUsed="1" w:qFormat="1"/>
-    <w:lsdException w:name="heading 6" w:semiHidden="1" w:unhideWhenUsed="1" w:qFormat="1"/>
+    <w:lsdException w:name="List Table 7 Colorful Accent 1" w:uiPriority="52"/>
+    <w:lsdException w:name="Colorful List Accent 5" w:uiPriority="72"/>
+    <w:lsdException w:name="Grid Table 2 Accent 4" w:uiPriority="47"/>
+    <w:lsdException w:name="Light List Accent 5" w:uiPriority="61"/>
+    <w:lsdException w:name="Grid Table 1 Light Accent 5" w:uiPriority="46"/>
+    <w:lsdException w:name="Medium List 2 Accent 5" w:uiPriority="66"/>
     <w:lsdException w:name="heading 7" w:semiHidden="1" w:unhideWhenUsed="1" w:qFormat="1"/>
-    <w:lsdException w:name="heading 8" w:semiHidden="1" w:unhideWhenUsed="1" w:qFormat="1"/>
-    <w:lsdException w:name="heading 9" w:semiHidden="1" w:unhideWhenUsed="1" w:qFormat="1"/>
-    <w:lsdException w:name="caption" w:semiHidden="1" w:unhideWhenUsed="1" w:qFormat="1"/>
-    <w:lsdException w:name="Title" w:qFormat="1"/>
-    <w:lsdException w:name="Default Paragraph Font" w:semiHidden="1" w:qFormat="1"/>
-    <w:lsdException w:name="Subtitle" w:qFormat="1"/>
-    <w:lsdException w:name="Strong" w:qFormat="1"/>
-    <w:lsdException w:name="Emphasis" w:qFormat="1"/>
-    <w:lsdException w:name="HTML Top of Form" w:semiHidden="1" w:uiPriority="99" w:unhideWhenUsed="1"/>
-    <w:lsdException w:name="HTML Bottom of Form" w:semiHidden="1" w:uiPriority="99" w:unhideWhenUsed="1"/>
-    <w:lsdException w:name="Normal Table" w:semiHidden="1" w:unhideWhenUsed="1" w:qFormat="1"/>
-    <w:lsdException w:name="No List" w:semiHidden="1" w:uiPriority="99" w:unhideWhenUsed="1"/>
-    <w:lsdException w:name="Outline List 1" w:semiHidden="1" w:uiPriority="99" w:unhideWhenUsed="1"/>
-    <w:lsdException w:name="Outline List 2" w:semiHidden="1" w:uiPriority="99" w:unhideWhenUsed="1"/>
-    <w:lsdException w:name="Outline List 3" w:semiHidden="1" w:uiPriority="99" w:unhideWhenUsed="1"/>
-    <w:lsdException w:name="Table Simple 1" w:semiHidden="1" w:unhideWhenUsed="1"/>
+    <w:lsdException w:name="Light List Accent 4" w:uiPriority="61"/>
+    <w:lsdException w:name="Table Simple 3" w:semiHidden="1" w:unhideWhenUsed="1"/>
+    <w:lsdException w:name="Quote" w:uiPriority="99" w:semiHidden="1" w:unhideWhenUsed="1"/>
+    <w:lsdException w:name="Grid Table 1 Light Accent 1" w:uiPriority="46"/>
+    <w:lsdException w:name="Medium Grid 2 Accent 6" w:uiPriority="68"/>
+    <w:lsdException w:name="Light Grid Accent 3" w:uiPriority="62"/>
+    <w:lsdException w:name="Medium List 2 Accent 1" w:uiPriority="66"/>
     <w:lsdException w:name="Table Simple 2" w:semiHidden="1" w:unhideWhenUsed="1"/>
-    <w:lsdException w:name="Table Simple 3" w:semiHidden="1" w:unhideWhenUsed="1"/>
-    <w:lsdException w:name="Table Classic 1" w:semiHidden="1" w:unhideWhenUsed="1"/>
-    <w:lsdException w:name="Table Classic 2" w:semiHidden="1" w:unhideWhenUsed="1"/>
-    <w:lsdException w:name="Table Classic 3" w:semiHidden="1" w:unhideWhenUsed="1"/>
-    <w:lsdException w:name="Table Classic 4" w:semiHidden="1" w:unhideWhenUsed="1"/>
-    <w:lsdException w:name="Table Colorful 1" w:semiHidden="1" w:unhideWhenUsed="1"/>
-    <w:lsdException w:name="Table Colorful 2" w:semiHidden="1" w:unhideWhenUsed="1"/>
-    <w:lsdException w:name="Table Colorful 3" w:semiHidden="1" w:unhideWhenUsed="1"/>
-    <w:lsdException w:name="Table Columns 1" w:semiHidden="1" w:unhideWhenUsed="1"/>
-    <w:lsdException w:name="Table Columns 2" w:semiHidden="1" w:unhideWhenUsed="1"/>
-    <w:lsdException w:name="Table Columns 3" w:semiHidden="1" w:unhideWhenUsed="1"/>
-    <w:lsdException w:name="Table Columns 4" w:semiHidden="1" w:unhideWhenUsed="1"/>
-    <w:lsdException w:name="Table Columns 5" w:semiHidden="1" w:unhideWhenUsed="1"/>
-    <w:lsdException w:name="Table Grid 1" w:semiHidden="1" w:unhideWhenUsed="1"/>
-    <w:lsdException w:name="Table Grid 2" w:semiHidden="1" w:unhideWhenUsed="1"/>
-    <w:lsdException w:name="Table Grid 3" w:semiHidden="1" w:unhideWhenUsed="1"/>
-    <w:lsdException w:name="Table Grid 4" w:semiHidden="1" w:unhideWhenUsed="1"/>
-    <w:lsdException w:name="Table Grid 5" w:semiHidden="1" w:unhideWhenUsed="1"/>
-    <w:lsdException w:name="Table Grid 6" w:semiHidden="1" w:unhideWhenUsed="1"/>
-    <w:lsdException w:name="Table Grid 7" w:semiHidden="1" w:unhideWhenUsed="1"/>
-    <w:lsdException w:name="Table Grid 8" w:semiHidden="1" w:unhideWhenUsed="1"/>
-    <w:lsdException w:name="Table List 1" w:semiHidden="1" w:unhideWhenUsed="1"/>
-    <w:lsdException w:name="Table List 2" w:semiHidden="1" w:unhideWhenUsed="1"/>
+    <w:lsdException w:name="Medium Grid 3 Accent 4" w:uiPriority="69"/>
+    <w:lsdException w:name="Intense Emphasis" w:uiPriority="21" w:qFormat="1"/>
     <w:lsdException w:name="Table List 3" w:semiHidden="1" w:unhideWhenUsed="1"/>
-    <w:lsdException w:name="Table List 4" w:semiHidden="1" w:unhideWhenUsed="1"/>
-    <w:lsdException w:name="Table List 5" w:semiHidden="1" w:unhideWhenUsed="1"/>
-    <w:lsdException w:name="Table List 6" w:semiHidden="1" w:unhideWhenUsed="1"/>
-    <w:lsdException w:name="Table List 7" w:semiHidden="1" w:unhideWhenUsed="1"/>
-    <w:lsdException w:name="Table List 8" w:semiHidden="1" w:unhideWhenUsed="1"/>
-    <w:lsdException w:name="Table 3D effects 1" w:semiHidden="1" w:unhideWhenUsed="1"/>
-    <w:lsdException w:name="Table 3D effects 2" w:semiHidden="1" w:unhideWhenUsed="1"/>
-    <w:lsdException w:name="Table 3D effects 3" w:semiHidden="1" w:unhideWhenUsed="1"/>
-    <w:lsdException w:name="Table Contemporary" w:semiHidden="1" w:unhideWhenUsed="1"/>
-    <w:lsdException w:name="Table Elegant" w:semiHidden="1" w:unhideWhenUsed="1"/>
-    <w:lsdException w:name="Table Professional" w:semiHidden="1" w:unhideWhenUsed="1"/>
-    <w:lsdException w:name="Table Subtle 1" w:semiHidden="1" w:unhideWhenUsed="1"/>
-    <w:lsdException w:name="Table Subtle 2" w:semiHidden="1" w:unhideWhenUsed="1"/>
-    <w:lsdException w:name="Table Web 1" w:semiHidden="1" w:unhideWhenUsed="1"/>
-    <w:lsdException w:name="Table Web 2" w:semiHidden="1" w:unhideWhenUsed="1"/>
-    <w:lsdException w:name="Table Web 3" w:semiHidden="1" w:unhideWhenUsed="1"/>
-    <w:lsdException w:name="Table Theme" w:semiHidden="1" w:unhideWhenUsed="1"/>
-    <w:lsdException w:name="Placeholder Text" w:semiHidden="1" w:uiPriority="99" w:unhideWhenUsed="1"/>
-    <w:lsdException w:name="No Spacing" w:semiHidden="1" w:uiPriority="99" w:unhideWhenUsed="1"/>
-    <w:lsdException w:name="Light Shading" w:uiPriority="60"/>
-    <w:lsdException w:name="Light List" w:uiPriority="61"/>
     <w:lsdException w:name="Light Grid" w:uiPriority="62"/>
-    <w:lsdException w:name="Medium Shading 1" w:uiPriority="63"/>
-    <w:lsdException w:name="Medium Shading 2" w:uiPriority="64"/>
-    <w:lsdException w:name="Medium List 1" w:uiPriority="65"/>
-    <w:lsdException w:name="Medium List 2" w:uiPriority="66"/>
-    <w:lsdException w:name="Medium Grid 1" w:uiPriority="67"/>
-    <w:lsdException w:name="Medium Grid 2" w:uiPriority="68"/>
-    <w:lsdException w:name="Medium Grid 3" w:uiPriority="69"/>
-    <w:lsdException w:name="Dark List" w:uiPriority="70"/>
-    <w:lsdException w:name="Colorful Shading" w:uiPriority="71"/>
-    <w:lsdException w:name="Colorful List" w:uiPriority="72"/>
-    <w:lsdException w:name="Colorful Grid" w:uiPriority="73"/>
     <w:lsdException w:name="Light Shading Accent 1" w:uiPriority="60"/>
-    <w:lsdException w:name="Light List Accent 1" w:uiPriority="61"/>
-    <w:lsdException w:name="Light Grid Accent 1" w:uiPriority="62"/>
-    <w:lsdException w:name="Medium Shading 1 Accent 1" w:uiPriority="63"/>
-    <w:lsdException w:name="Medium Shading 2 Accent 1" w:uiPriority="64"/>
-    <w:lsdException w:name="Medium List 1 Accent 1" w:uiPriority="65"/>
-    <w:lsdException w:name="Revision" w:semiHidden="1" w:uiPriority="99" w:unhideWhenUsed="1"/>
-    <w:lsdException w:name="List Paragraph" w:semiHidden="1" w:uiPriority="99" w:unhideWhenUsed="1"/>
-    <w:lsdException w:name="Quote" w:semiHidden="1" w:uiPriority="99" w:unhideWhenUsed="1"/>
-    <w:lsdException w:name="Intense Quote" w:semiHidden="1" w:uiPriority="99" w:unhideWhenUsed="1"/>
-    <w:lsdException w:name="Medium List 2 Accent 1" w:uiPriority="66"/>
-    <w:lsdException w:name="Medium Grid 1 Accent 1" w:uiPriority="67"/>
-    <w:lsdException w:name="Medium Grid 2 Accent 1" w:uiPriority="68"/>
-    <w:lsdException w:name="Medium Grid 3 Accent 1" w:uiPriority="69"/>
-    <w:lsdException w:name="Dark List Accent 1" w:uiPriority="70"/>
-    <w:lsdException w:name="Colorful Shading Accent 1" w:uiPriority="71"/>
-    <w:lsdException w:name="Colorful List Accent 1" w:uiPriority="72"/>
-    <w:lsdException w:name="Colorful Grid Accent 1" w:uiPriority="73"/>
-    <w:lsdException w:name="Light Shading Accent 2" w:uiPriority="60"/>
-    <w:lsdException w:name="Light List Accent 2" w:uiPriority="61"/>
-    <w:lsdException w:name="Light Grid Accent 2" w:uiPriority="62"/>
-    <w:lsdException w:name="Medium Shading 1 Accent 2" w:uiPriority="63"/>
-    <w:lsdException w:name="Medium Shading 2 Accent 2" w:uiPriority="64"/>
-    <w:lsdException w:name="Medium List 1 Accent 2" w:uiPriority="65"/>
-    <w:lsdException w:name="Medium List 2 Accent 2" w:uiPriority="66"/>
-    <w:lsdException w:name="Medium Grid 1 Accent 2" w:uiPriority="67"/>
-    <w:lsdException w:name="Medium Grid 2 Accent 2" w:uiPriority="68"/>
-    <w:lsdException w:name="Medium Grid 3 Accent 2" w:uiPriority="69"/>
-    <w:lsdException w:name="Dark List Accent 2" w:uiPriority="70"/>
-    <w:lsdException w:name="Colorful Shading Accent 2" w:uiPriority="71"/>
-    <w:lsdException w:name="Colorful List Accent 2" w:uiPriority="72"/>
-    <w:lsdException w:name="Colorful Grid Accent 2" w:uiPriority="73"/>
-    <w:lsdException w:name="Light Shading Accent 3" w:uiPriority="60"/>
-    <w:lsdException w:name="Light List Accent 3" w:uiPriority="61"/>
-    <w:lsdException w:name="Light Grid Accent 3" w:uiPriority="62"/>
-    <w:lsdException w:name="Medium Shading 1 Accent 3" w:uiPriority="63"/>
-    <w:lsdException w:name="Medium Shading 2 Accent 3" w:uiPriority="64"/>
-    <w:lsdException w:name="Medium List 1 Accent 3" w:uiPriority="65"/>
-    <w:lsdException w:name="Medium List 2 Accent 3" w:uiPriority="66"/>
-    <w:lsdException w:name="Medium Grid 1 Accent 3" w:uiPriority="67"/>
-    <w:lsdException w:name="Medium Grid 2 Accent 3" w:uiPriority="68"/>
-    <w:lsdException w:name="Medium Grid 3 Accent 3" w:uiPriority="69"/>
-    <w:lsdException w:name="Dark List Accent 3" w:uiPriority="70"/>
-    <w:lsdException w:name="Colorful Shading Accent 3" w:uiPriority="71"/>
-    <w:lsdException w:name="Colorful List Accent 3" w:uiPriority="72"/>
-    <w:lsdException w:name="Colorful Grid Accent 3" w:uiPriority="73"/>
-    <w:lsdException w:name="Light Shading Accent 4" w:uiPriority="60"/>
-    <w:lsdException w:name="Light List Accent 4" w:uiPriority="61"/>
-    <w:lsdException w:name="Light Grid Accent 4" w:uiPriority="62"/>
-    <w:lsdException w:name="Medium Shading 1 Accent 4" w:uiPriority="63"/>
-    <w:lsdException w:name="Medium Shading 2 Accent 4" w:uiPriority="64"/>
-    <w:lsdException w:name="Medium List 1 Accent 4" w:uiPriority="65"/>
-    <w:lsdException w:name="Medium List 2 Accent 4" w:uiPriority="66"/>
-    <w:lsdException w:name="Medium Grid 1 Accent 4" w:uiPriority="67"/>
-    <w:lsdException w:name="Medium Grid 2 Accent 4" w:uiPriority="68"/>
-    <w:lsdException w:name="Medium Grid 3 Accent 4" w:uiPriority="69"/>
-    <w:lsdException w:name="Dark List Accent 4" w:uiPriority="70"/>
-    <w:lsdException w:name="Colorful Shading Accent 4" w:uiPriority="71"/>
-    <w:lsdException w:name="Colorful List Accent 4" w:uiPriority="72"/>
-    <w:lsdException w:name="Colorful Grid Accent 4" w:uiPriority="73"/>
-    <w:lsdException w:name="Light Shading Accent 5" w:uiPriority="60"/>
-    <w:lsdException w:name="Light List Accent 5" w:uiPriority="61"/>
-    <w:lsdException w:name="Light Grid Accent 5" w:uiPriority="62"/>
-    <w:lsdException w:name="Medium Shading 1 Accent 5" w:uiPriority="63"/>
-    <w:lsdException w:name="Medium Shading 2 Accent 5" w:uiPriority="64"/>
-    <w:lsdException w:name="Medium List 1 Accent 5" w:uiPriority="65"/>
-    <w:lsdException w:name="Medium List 2 Accent 5" w:uiPriority="66"/>
-    <w:lsdException w:name="Medium Grid 1 Accent 5" w:uiPriority="67"/>
-    <w:lsdException w:name="Medium Grid 2 Accent 5" w:uiPriority="68"/>
-    <w:lsdException w:name="Medium Grid 3 Accent 5" w:uiPriority="69"/>
-    <w:lsdException w:name="Dark List Accent 5" w:uiPriority="70"/>
-    <w:lsdException w:name="Colorful Shading Accent 5" w:uiPriority="71"/>
-    <w:lsdException w:name="Colorful List Accent 5" w:uiPriority="72"/>
-    <w:lsdException w:name="Colorful Grid Accent 5" w:uiPriority="73"/>
-    <w:lsdException w:name="Light Shading Accent 6" w:uiPriority="60"/>
-    <w:lsdException w:name="Light List Accent 6" w:uiPriority="61"/>
-    <w:lsdException w:name="Light Grid Accent 6" w:uiPriority="62"/>
-    <w:lsdException w:name="Medium Shading 1 Accent 6" w:uiPriority="63"/>
-    <w:lsdException w:name="Medium Shading 2 Accent 6" w:uiPriority="64"/>
-    <w:lsdException w:name="Medium List 1 Accent 6" w:uiPriority="65"/>
-    <w:lsdException w:name="Medium List 2 Accent 6" w:uiPriority="66"/>
-    <w:lsdException w:name="Medium Grid 1 Accent 6" w:uiPriority="67"/>
-    <w:lsdException w:name="Medium Grid 2 Accent 6" w:uiPriority="68"/>
-    <w:lsdException w:name="Medium Grid 3 Accent 6" w:uiPriority="69"/>
-    <w:lsdException w:name="Dark List Accent 6" w:uiPriority="70"/>
-    <w:lsdException w:name="Colorful Shading Accent 6" w:uiPriority="71"/>
-    <w:lsdException w:name="Colorful List Accent 6" w:uiPriority="72"/>
-    <w:lsdException w:name="Colorful Grid Accent 6" w:uiPriority="73"/>
-    <w:lsdException w:name="Subtle Emphasis" w:uiPriority="19" w:qFormat="1"/>
-    <w:lsdException w:name="Intense Emphasis" w:uiPriority="21" w:qFormat="1"/>
-    <w:lsdException w:name="Subtle Reference" w:uiPriority="31" w:qFormat="1"/>
-    <w:lsdException w:name="Intense Reference" w:uiPriority="32" w:qFormat="1"/>
-    <w:lsdException w:name="Book Title" w:uiPriority="33" w:qFormat="1"/>
-    <w:lsdException w:name="Bibliography" w:semiHidden="1" w:uiPriority="37" w:unhideWhenUsed="1"/>
-    <w:lsdException w:name="TOC Heading" w:semiHidden="1" w:uiPriority="39" w:unhideWhenUsed="1" w:qFormat="1"/>
-    <w:lsdException w:name="Plain Table 1" w:uiPriority="41"/>
-    <w:lsdException w:name="Plain Table 2" w:uiPriority="42"/>
-    <w:lsdException w:name="Plain Table 3" w:uiPriority="43"/>
-    <w:lsdException w:name="Plain Table 4" w:uiPriority="44"/>
-    <w:lsdException w:name="Plain Table 5" w:uiPriority="45"/>
-    <w:lsdException w:name="Grid Table Light" w:uiPriority="40"/>
-    <w:lsdException w:name="Grid Table 1 Light" w:uiPriority="46"/>
-    <w:lsdException w:name="Grid Table 2" w:uiPriority="47"/>
-    <w:lsdException w:name="Grid Table 3" w:uiPriority="48"/>
-    <w:lsdException w:name="Grid Table 4" w:uiPriority="49"/>
-    <w:lsdException w:name="Grid Table 5 Dark" w:uiPriority="50"/>
-    <w:lsdException w:name="Grid Table 6 Colorful" w:uiPriority="51"/>
-    <w:lsdException w:name="Grid Table 7 Colorful" w:uiPriority="52"/>
-    <w:lsdException w:name="Grid Table 1 Light Accent 1" w:uiPriority="46"/>
-    <w:lsdException w:name="Grid Table 2 Accent 1" w:uiPriority="47"/>
-    <w:lsdException w:name="Grid Table 3 Accent 1" w:uiPriority="48"/>
-    <w:lsdException w:name="Grid Table 4 Accent 1" w:uiPriority="49"/>
-    <w:lsdException w:name="Grid Table 5 Dark Accent 1" w:uiPriority="50"/>
-    <w:lsdException w:name="Grid Table 6 Colorful Accent 1" w:uiPriority="51"/>
-    <w:lsdException w:name="Grid Table 7 Colorful Accent 1" w:uiPriority="52"/>
-    <w:lsdException w:name="Grid Table 1 Light Accent 2" w:uiPriority="46"/>
-    <w:lsdException w:name="Grid Table 2 Accent 2" w:uiPriority="47"/>
-    <w:lsdException w:name="Grid Table 3 Accent 2" w:uiPriority="48"/>
-    <w:lsdException w:name="Grid Table 4 Accent 2" w:uiPriority="49"/>
-    <w:lsdException w:name="Grid Table 5 Dark Accent 2" w:uiPriority="50"/>
-    <w:lsdException w:name="Grid Table 6 Colorful Accent 2" w:uiPriority="51"/>
-    <w:lsdException w:name="Grid Table 7 Colorful Accent 2" w:uiPriority="52"/>
-    <w:lsdException w:name="Grid Table 1 Light Accent 3" w:uiPriority="46"/>
-    <w:lsdException w:name="Grid Table 2 Accent 3" w:uiPriority="47"/>
-    <w:lsdException w:name="Grid Table 3 Accent 3" w:uiPriority="48"/>
-    <w:lsdException w:name="Grid Table 4 Accent 3" w:uiPriority="49"/>
-    <w:lsdException w:name="Grid Table 5 Dark Accent 3" w:uiPriority="50"/>
-    <w:lsdException w:name="Grid Table 6 Colorful Accent 3" w:uiPriority="51"/>
-    <w:lsdException w:name="Grid Table 7 Colorful Accent 3" w:uiPriority="52"/>
-    <w:lsdException w:name="Grid Table 1 Light Accent 4" w:uiPriority="46"/>
-    <w:lsdException w:name="Grid Table 2 Accent 4" w:uiPriority="47"/>
-    <w:lsdException w:name="Grid Table 3 Accent 4" w:uiPriority="48"/>
-    <w:lsdException w:name="Grid Table 4 Accent 4" w:uiPriority="49"/>
+    <w:lsdException w:name="List Table 7 Colorful Accent 2" w:uiPriority="52"/>
+    <w:lsdException w:name="List Table 5 Dark Accent 1" w:uiPriority="50"/>
     <w:lsdException w:name="Grid Table 5 Dark Accent 4" w:uiPriority="50"/>
-    <w:lsdException w:name="Grid Table 6 Colorful Accent 4" w:uiPriority="51"/>
-    <w:lsdException w:name="Grid Table 7 Colorful Accent 4" w:uiPriority="52"/>
-    <w:lsdException w:name="Grid Table 1 Light Accent 5" w:uiPriority="46"/>
-    <w:lsdException w:name="Grid Table 2 Accent 5" w:uiPriority="47"/>
-    <w:lsdException w:name="Grid Table 3 Accent 5" w:uiPriority="48"/>
-    <w:lsdException w:name="Grid Table 4 Accent 5" w:uiPriority="49"/>
-    <w:lsdException w:name="Grid Table 5 Dark Accent 5" w:uiPriority="50"/>
-    <w:lsdException w:name="Grid Table 6 Colorful Accent 5" w:uiPriority="51"/>
-    <w:lsdException w:name="Grid Table 7 Colorful Accent 5" w:uiPriority="52"/>
-    <w:lsdException w:name="Grid Table 1 Light Accent 6" w:uiPriority="46"/>
-    <w:lsdException w:name="Grid Table 2 Accent 6" w:uiPriority="47"/>
-    <w:lsdException w:name="Grid Table 3 Accent 6" w:uiPriority="48"/>
-    <w:lsdException w:name="Grid Table 4 Accent 6" w:uiPriority="49"/>
-    <w:lsdException w:name="Grid Table 5 Dark Accent 6" w:uiPriority="50"/>
-    <w:lsdException w:name="Grid Table 6 Colorful Accent 6" w:uiPriority="51"/>
-    <w:lsdException w:name="Grid Table 7 Colorful Accent 6" w:uiPriority="52"/>
-    <w:lsdException w:name="List Table 1 Light" w:uiPriority="46"/>
-    <w:lsdException w:name="List Table 2" w:uiPriority="47"/>
-    <w:lsdException w:name="List Table 3" w:uiPriority="48"/>
-    <w:lsdException w:name="List Table 4" w:uiPriority="49"/>
-    <w:lsdException w:name="List Table 5 Dark" w:uiPriority="50"/>
-    <w:lsdException w:name="List Table 6 Colorful" w:uiPriority="51"/>
-    <w:lsdException w:name="List Table 7 Colorful" w:uiPriority="52"/>
-    <w:lsdException w:name="List Table 1 Light Accent 1" w:uiPriority="46"/>
-    <w:lsdException w:name="List Table 2 Accent 1" w:uiPriority="47"/>
-    <w:lsdException w:name="List Table 3 Accent 1" w:uiPriority="48"/>
-    <w:lsdException w:name="List Table 4 Accent 1" w:uiPriority="49"/>
-    <w:lsdException w:name="List Table 5 Dark Accent 1" w:uiPriority="50"/>
-    <w:lsdException w:name="List Table 6 Colorful Accent 1" w:uiPriority="51"/>
-    <w:lsdException w:name="List Table 7 Colorful Accent 1" w:uiPriority="52"/>
-    <w:lsdException w:name="List Table 1 Light Accent 2" w:uiPriority="46"/>
-    <w:lsdException w:name="List Table 2 Accent 2" w:uiPriority="47"/>
-    <w:lsdException w:name="List Table 3 Accent 2" w:uiPriority="48"/>
-    <w:lsdException w:name="List Table 4 Accent 2" w:uiPriority="49"/>
-    <w:lsdException w:name="List Table 5 Dark Accent 2" w:uiPriority="50"/>
-    <w:lsdException w:name="List Table 6 Colorful Accent 2" w:uiPriority="51"/>
-    <w:lsdException w:name="List Table 7 Colorful Accent 2" w:uiPriority="52"/>
-    <w:lsdException w:name="List Table 1 Light Accent 3" w:uiPriority="46"/>
-    <w:lsdException w:name="List Table 2 Accent 3" w:uiPriority="47"/>
-    <w:lsdException w:name="List Table 3 Accent 3" w:uiPriority="48"/>
-    <w:lsdException w:name="List Table 4 Accent 3" w:uiPriority="49"/>
-    <w:lsdException w:name="List Table 5 Dark Accent 3" w:uiPriority="50"/>
-    <w:lsdException w:name="List Table 6 Colorful Accent 3" w:uiPriority="51"/>
-    <w:lsdException w:name="List Table 7 Colorful Accent 3" w:uiPriority="52"/>
-    <w:lsdException w:name="List Table 1 Light Accent 4" w:uiPriority="46"/>
-    <w:lsdException w:name="List Table 2 Accent 4" w:uiPriority="47"/>
-    <w:lsdException w:name="List Table 3 Accent 4" w:uiPriority="48"/>
-    <w:lsdException w:name="List Table 4 Accent 4" w:uiPriority="49"/>
-    <w:lsdException w:name="List Table 5 Dark Accent 4" w:uiPriority="50"/>
-    <w:lsdException w:name="List Table 6 Colorful Accent 4" w:uiPriority="51"/>
-    <w:lsdException w:name="List Table 7 Colorful Accent 4" w:uiPriority="52"/>
-    <w:lsdException w:name="List Table 1 Light Accent 5" w:uiPriority="46"/>
-    <w:lsdException w:name="List Table 2 Accent 5" w:uiPriority="47"/>
-    <w:lsdException w:name="List Table 3 Accent 5" w:uiPriority="48"/>
     <w:lsdException w:name="List Table 4 Accent 5" w:uiPriority="49"/>
     <w:lsdException w:name="List Table 5 Dark Accent 5" w:uiPriority="50"/>
+    <w:lsdException w:name="Medium Grid 2 Accent 2" w:uiPriority="68"/>
+    <w:lsdException w:name="TOC Heading" w:uiPriority="39" w:semiHidden="1" w:unhideWhenUsed="1" w:qFormat="1"/>
+    <w:lsdException w:name="Grid Table 4 Accent 1" w:uiPriority="49"/>
+    <w:lsdException w:name="Light Shading Accent 4" w:uiPriority="60"/>
+    <w:lsdException w:name="Grid Table 3 Accent 1" w:uiPriority="48"/>
+    <w:lsdException w:name="List Table 4 Accent 4" w:uiPriority="49"/>
+    <w:lsdException w:name="Medium List 2" w:uiPriority="66"/>
+    <w:lsdException w:name="heading 2" w:semiHidden="1" w:unhideWhenUsed="1" w:qFormat="1"/>
+    <w:lsdException w:name="Colorful Grid Accent 5" w:uiPriority="73"/>
+    <w:lsdException w:name="Table List 7" w:semiHidden="1" w:unhideWhenUsed="1"/>
+    <w:lsdException w:name="Grid Table 3 Accent 5" w:uiPriority="48"/>
+    <w:lsdException w:name="Table Columns 4" w:semiHidden="1" w:unhideWhenUsed="1"/>
+    <w:lsdException w:name="Medium Shading 1 Accent 5" w:uiPriority="63"/>
+    <w:lsdException w:name="Grid Table 6 Colorful Accent 1" w:uiPriority="51"/>
+    <w:lsdException w:name="List Table 3 Accent 4" w:uiPriority="48"/>
+    <w:lsdException w:name="heading 6" w:semiHidden="1" w:unhideWhenUsed="1" w:qFormat="1"/>
+    <w:lsdException w:name="List Table 1 Light Accent 6" w:uiPriority="46"/>
+    <w:lsdException w:name="Grid Table 3" w:uiPriority="48"/>
+    <w:lsdException w:name="Outline List 2" w:uiPriority="99" w:semiHidden="1" w:unhideWhenUsed="1"/>
+    <w:lsdException w:name="Light List Accent 6" w:uiPriority="61"/>
+    <w:lsdException w:name="Light Grid Accent 2" w:uiPriority="62"/>
+    <w:lsdException w:name="Grid Table 6 Colorful Accent 5" w:uiPriority="51"/>
+    <w:lsdException w:name="List Table 3" w:uiPriority="48"/>
+    <w:lsdException w:name="List Table 6 Colorful" w:uiPriority="51"/>
+    <w:lsdException w:name="List Table 6 Colorful Accent 1" w:uiPriority="51"/>
+    <w:lsdException w:name="Light List Accent 2" w:uiPriority="61"/>
+    <w:lsdException w:name="Grid Table 7 Colorful" w:uiPriority="52"/>
+    <w:lsdException w:name="Title" w:qFormat="1"/>
+    <w:lsdException w:name="No Spacing" w:uiPriority="99" w:semiHidden="1" w:unhideWhenUsed="1"/>
+    <w:lsdException w:name="Light Shading Accent 3" w:uiPriority="60"/>
+    <w:lsdException w:name="Table List 2" w:semiHidden="1" w:unhideWhenUsed="1"/>
+    <w:lsdException w:name="List Table 1 Light Accent 3" w:uiPriority="46"/>
+    <w:lsdException w:name="Grid Table 5 Dark Accent 1" w:uiPriority="50"/>
     <w:lsdException w:name="List Table 6 Colorful Accent 5" w:uiPriority="51"/>
+    <w:lsdException w:name="Colorful List Accent 1" w:uiPriority="72"/>
+    <w:lsdException w:name="Colorful Grid" w:uiPriority="73"/>
+    <w:lsdException w:name="Table Grid 4" w:semiHidden="1" w:unhideWhenUsed="1"/>
+    <w:lsdException w:name="Intense Quote" w:uiPriority="99" w:semiHidden="1" w:unhideWhenUsed="1"/>
+    <w:lsdException w:name="Medium Shading 1" w:uiPriority="63"/>
+    <w:lsdException w:name="Medium Shading 1 Accent 1" w:uiPriority="63"/>
+    <w:lsdException w:name="Intense Reference" w:uiPriority="32" w:qFormat="1"/>
+    <w:lsdException w:name="Grid Table 5 Dark Accent 5" w:uiPriority="50"/>
+    <w:lsdException w:name="Subtle Emphasis" w:uiPriority="19" w:qFormat="1"/>
+    <w:lsdException w:name="heading 5" w:semiHidden="1" w:unhideWhenUsed="1" w:qFormat="1"/>
+    <w:lsdException w:name="Table Web 1" w:semiHidden="1" w:unhideWhenUsed="1"/>
+    <w:lsdException w:name="Medium Grid 1" w:uiPriority="67"/>
+    <w:lsdException w:name="Medium Grid 2 Accent 3" w:uiPriority="68"/>
+    <w:lsdException w:name="Plain Table 5" w:uiPriority="45"/>
+    <w:lsdException w:name="Light Grid Accent 1" w:uiPriority="62"/>
+    <w:lsdException w:name="Colorful List Accent 4" w:uiPriority="72"/>
+    <w:lsdException w:name="Light Shading" w:uiPriority="60"/>
+    <w:lsdException w:name="Table Columns 1" w:semiHidden="1" w:unhideWhenUsed="1"/>
+    <w:lsdException w:name="Medium Grid 1 Accent 5" w:uiPriority="67"/>
+    <w:lsdException w:name="Colorful Shading Accent 1" w:uiPriority="71"/>
+    <w:lsdException w:name="Table Theme" w:semiHidden="1" w:unhideWhenUsed="1"/>
+    <w:lsdException w:name="Table List 6" w:semiHidden="1" w:unhideWhenUsed="1"/>
+    <w:lsdException w:name="heading 8" w:semiHidden="1" w:unhideWhenUsed="1" w:qFormat="1"/>
+    <w:lsdException w:name="Table Columns 5" w:semiHidden="1" w:unhideWhenUsed="1"/>
+    <w:lsdException w:name="List Table 7 Colorful Accent 6" w:uiPriority="52"/>
+    <w:lsdException w:name="Medium Shading 1 Accent 4" w:uiPriority="63"/>
+    <w:lsdException w:name="Grid Table 2 Accent 3" w:uiPriority="47"/>
+    <w:lsdException w:name="Grid Table 2" w:uiPriority="47"/>
+    <w:lsdException w:name="Grid Table 6 Colorful Accent 4" w:uiPriority="51"/>
+    <w:lsdException w:name="Grid Table 5 Dark Accent 6" w:uiPriority="50"/>
+    <w:lsdException w:name="Grid Table 2 Accent 2" w:uiPriority="47"/>
+    <w:lsdException w:name="Table Colorful 1" w:semiHidden="1" w:unhideWhenUsed="1"/>
+    <w:lsdException w:name="Table 3D effects 3" w:semiHidden="1" w:unhideWhenUsed="1"/>
+    <w:lsdException w:name="Mention" w:uiPriority="99" w:semiHidden="1" w:unhideWhenUsed="1"/>
+    <w:lsdException w:name="Grid Table 1 Light Accent 6" w:uiPriority="46"/>
+    <w:lsdException w:name="Grid Table 7 Colorful Accent 4" w:uiPriority="52"/>
+    <w:lsdException w:name="List Table 7 Colorful Accent 3" w:uiPriority="52"/>
+    <w:lsdException w:name="Colorful List Accent 3" w:uiPriority="72"/>
+    <w:lsdException w:name="Light Shading Accent 2" w:uiPriority="60"/>
+    <w:lsdException w:name="Grid Table 2 Accent 6" w:uiPriority="47"/>
+    <w:lsdException w:name="Medium Grid 3 Accent 3" w:uiPriority="69"/>
+    <w:lsdException w:name="List Table 6 Colorful Accent 4" w:uiPriority="51"/>
+    <w:lsdException w:name="Colorful Grid Accent 1" w:uiPriority="73"/>
+    <w:lsdException w:name="Dark List Accent 6" w:uiPriority="70"/>
+    <w:lsdException w:name="Grid Table 3 Accent 3" w:uiPriority="48"/>
+    <w:lsdException w:name="Light Shading Accent 6" w:uiPriority="60"/>
+    <w:lsdException w:name="List Table 4 Accent 6" w:uiPriority="49"/>
+    <w:lsdException w:name="Hashtag" w:uiPriority="99" w:semiHidden="1" w:unhideWhenUsed="1"/>
+    <w:lsdException w:name="Medium Grid 3 Accent 2" w:uiPriority="69"/>
+    <w:lsdException w:name="Medium Shading 2 Accent 4" w:uiPriority="64"/>
+    <w:lsdException w:name="Grid Table 1 Light Accent 3" w:uiPriority="46"/>
+    <w:lsdException w:name="List Table 3 Accent 1" w:uiPriority="48"/>
+    <w:lsdException w:name="Medium Grid 3 Accent 6" w:uiPriority="69"/>
+    <w:lsdException w:name="Colorful Grid Accent 4" w:uiPriority="73"/>
+    <w:lsdException w:name="Medium List 1 Accent 3" w:uiPriority="65"/>
+    <w:lsdException w:name="List Table 3 Accent 5" w:uiPriority="48"/>
+    <w:lsdException w:name="Colorful Shading" w:uiPriority="71"/>
+    <w:lsdException w:name="Table Elegant" w:semiHidden="1" w:unhideWhenUsed="1"/>
+    <w:lsdException w:name="List Table 5 Dark Accent 3" w:uiPriority="50"/>
+    <w:lsdException w:name="Dark List Accent 3" w:uiPriority="70"/>
+    <w:lsdException w:name="List Table 1 Light Accent 5" w:uiPriority="46"/>
+    <w:lsdException w:name="Unresolved Mention" w:uiPriority="99" w:semiHidden="1" w:unhideWhenUsed="1"/>
+    <w:lsdException w:name="Dark List Accent 2" w:uiPriority="70"/>
+    <w:lsdException w:name="Dark List Accent 1" w:uiPriority="70"/>
+    <w:lsdException w:name="heading 1" w:qFormat="1"/>
+    <w:lsdException w:name="List Table 1 Light Accent 1" w:uiPriority="46"/>
+    <w:lsdException w:name="Table Classic 1" w:semiHidden="1" w:unhideWhenUsed="1"/>
+    <w:lsdException w:name="No List" w:uiPriority="99" w:semiHidden="1" w:unhideWhenUsed="1"/>
+    <w:lsdException w:name="Light Grid Accent 5" w:uiPriority="62"/>
+    <w:lsdException w:name="Table Subtle 1" w:semiHidden="1" w:unhideWhenUsed="1"/>
+    <w:lsdException w:name="Colorful List Accent 2" w:uiPriority="72"/>
+    <w:lsdException w:name="Medium Grid 1 Accent 1" w:uiPriority="67"/>
+    <w:lsdException w:name="Colorful Grid Accent 3" w:uiPriority="73"/>
+    <w:lsdException w:name="Grid Table 4 Accent 3" w:uiPriority="49"/>
+    <w:lsdException w:name="Light Grid Accent 4" w:uiPriority="62"/>
+    <w:lsdException w:name="Grid Table 7 Colorful Accent 1" w:uiPriority="52"/>
+    <w:lsdException w:name="heading 4" w:semiHidden="1" w:unhideWhenUsed="1" w:qFormat="1"/>
+    <w:lsdException w:name="Colorful List Accent 6" w:uiPriority="72"/>
+    <w:lsdException w:name="Medium Grid 2 Accent 5" w:uiPriority="68"/>
+    <w:lsdException w:name="List Table 7 Colorful" w:uiPriority="52"/>
+    <w:lsdException w:name="Medium Grid 1 Accent 4" w:uiPriority="67"/>
+    <w:lsdException w:name="Grid Table 5 Dark Accent 2" w:uiPriority="50"/>
+    <w:lsdException w:name="Medium Shading 2 Accent 1" w:uiPriority="64"/>
+    <w:lsdException w:name="Medium List 1 Accent 2" w:uiPriority="65"/>
+    <w:lsdException w:name="Grid Table 5 Dark Accent 3" w:uiPriority="50"/>
+    <w:lsdException w:name="List Table 2 Accent 1" w:uiPriority="47"/>
     <w:lsdException w:name="List Table 7 Colorful Accent 5" w:uiPriority="52"/>
-    <w:lsdException w:name="List Table 1 Light Accent 6" w:uiPriority="46"/>
-    <w:lsdException w:name="List Table 2 Accent 6" w:uiPriority="47"/>
-    <w:lsdException w:name="List Table 3 Accent 6" w:uiPriority="48"/>
-    <w:lsdException w:name="List Table 4 Accent 6" w:uiPriority="49"/>
-    <w:lsdException w:name="List Table 5 Dark Accent 6" w:uiPriority="50"/>
-    <w:lsdException w:name="List Table 6 Colorful Accent 6" w:uiPriority="51"/>
-    <w:lsdException w:name="List Table 7 Colorful Accent 6" w:uiPriority="52"/>
-    <w:lsdException w:name="Mention" w:semiHidden="1" w:uiPriority="99" w:unhideWhenUsed="1"/>
-    <w:lsdException w:name="Smart Hyperlink" w:semiHidden="1" w:uiPriority="99" w:unhideWhenUsed="1"/>
-    <w:lsdException w:name="Hashtag" w:semiHidden="1" w:uiPriority="99" w:unhideWhenUsed="1"/>
-    <w:lsdException w:name="Unresolved Mention" w:semiHidden="1" w:uiPriority="99" w:unhideWhenUsed="1"/>
-    <w:lsdException w:name="Smart Link" w:semiHidden="1" w:uiPriority="99" w:unhideWhenUsed="1"/>
+    <w:lsdException w:name="Grid Table 4" w:uiPriority="49"/>
+    <w:lsdException w:name="Table Grid 1" w:semiHidden="1" w:unhideWhenUsed="1"/>
+    <w:lsdException w:name="Grid Table 7 Colorful Accent 2" w:uiPriority="52"/>
+    <w:lsdException w:name="Medium List 2 Accent 4" w:uiPriority="66"/>
+    <w:lsdException w:name="Table Columns 2" w:semiHidden="1" w:unhideWhenUsed="1"/>
+    <w:lsdException w:name="List Table 2 Accent 5" w:uiPriority="47"/>
+    <w:lsdException w:name="Medium Grid 2 Accent 1" w:uiPriority="68"/>
+    <w:lsdException w:name="Grid Table 4 Accent 6" w:uiPriority="49"/>
+    <w:lsdException w:name="Medium List 1" w:uiPriority="65"/>
+    <w:lsdException w:name="Table List 5" w:semiHidden="1" w:unhideWhenUsed="1"/>
+    <w:lsdException w:name="Table Columns 3" w:semiHidden="1" w:unhideWhenUsed="1"/>
+    <w:lsdException w:name="Table Web 3" w:semiHidden="1" w:unhideWhenUsed="1"/>
+    <w:lsdException w:name="Medium Grid 1 Accent 3" w:uiPriority="67"/>
+    <w:lsdException w:name="Grid Table 6 Colorful Accent 3" w:uiPriority="51"/>
+    <w:lsdException w:name="Dark List Accent 4" w:uiPriority="70"/>
+    <w:lsdException w:name="Medium Shading 2 Accent 2" w:uiPriority="64"/>
+    <w:lsdException w:name="Medium List 1 Accent 1" w:uiPriority="65"/>
+    <w:lsdException w:name="Colorful Grid Accent 2" w:uiPriority="73"/>
+    <w:lsdException w:name="Table List 4" w:semiHidden="1" w:unhideWhenUsed="1"/>
+    <w:lsdException w:name="Default Paragraph Font" w:semiHidden="1" w:qFormat="1"/>
+    <w:lsdException w:name="Grid Table 4 Accent 2" w:uiPriority="49"/>
   </w:latentStyles>
-  <w:style w:type="paragraph" w:default="1" w:styleId="a">
+  <w:style w:type="numbering" w:styleId="000004" w:default="1">
+    <w:name w:val="No List"/>
+    <w:uiPriority w:val="99"/>
+    <w:semiHidden w:val="1"/>
+    <w:unhideWhenUsed w:val="1"/>
+  </w:style>
+  <w:style w:type="paragraph" w:styleId="000001" w:default="1">
     <w:name w:val="Normal"/>
-    <w:qFormat/>
+    <w:qFormat w:val="1"/>
     <w:pPr>
       <w:widowControl w:val="0"/>
       <w:jc w:val="both"/>
@@ -2007,17 +1856,56 @@
       <w:szCs w:val="24"/>
     </w:rPr>
   </w:style>
-  <w:style w:type="character" w:default="1" w:styleId="a0">
+  <w:style w:type="table" w:styleId="000005">
+    <w:name w:val="Table Grid"/>
+    <w:basedOn w:val="000003"/>
+    <w:pPr>
+      <w:widowControl w:val="0"/>
+      <w:jc w:val="both"/>
+    </w:pPr>
+    <w:tblPr>
+      <w:tblBorders>
+        <w:top w:val="single" w:color="auto" w:sz="4" w:space="0"/>
+        <w:left w:val="single" w:color="auto" w:sz="4" w:space="0"/>
+        <w:bottom w:val="single" w:color="auto" w:sz="4" w:space="0"/>
+        <w:right w:val="single" w:color="auto" w:sz="4" w:space="0"/>
+        <w:insideH w:val="single" w:color="auto" w:sz="4" w:space="0"/>
+        <w:insideV w:val="single" w:color="auto" w:sz="4" w:space="0"/>
+      </w:tblBorders>
+    </w:tblPr>
+  </w:style>
+  <w:style w:type="character" w:styleId="000002" w:default="1">
     <w:name w:val="Default Paragraph Font"/>
     <w:uiPriority w:val="1"/>
-    <w:semiHidden/>
-    <w:unhideWhenUsed/>
+    <w:semiHidden w:val="1"/>
+    <w:unhideWhenUsed w:val="1"/>
   </w:style>
-  <w:style w:type="table" w:default="1" w:styleId="a1">
+  <w:style w:type="character" w:styleId="000007">
+    <w:name w:val="Unresolved Mention"/>
+    <w:basedOn w:val="000002"/>
+    <w:uiPriority w:val="99"/>
+    <w:semiHidden w:val="1"/>
+    <w:unhideWhenUsed w:val="1"/>
+    <w:rsid w:val="00136582"/>
+    <w:rPr>
+      <w:color w:val="605E5C"/>
+      <w:shd w:val="clear" w:color="auto" w:fill="E1DFDD"/>
+    </w:rPr>
+  </w:style>
+  <w:style w:type="character" w:styleId="000006">
+    <w:name w:val="Hyperlink"/>
+    <w:basedOn w:val="000002"/>
+    <w:rsid w:val="00136582"/>
+    <w:rPr>
+      <w:color w:val="0026E5" w:themeColor="hyperlink"/>
+      <w:u w:val="single"/>
+    </w:rPr>
+  </w:style>
+  <w:style w:type="table" w:styleId="000003" w:default="1">
     <w:name w:val="Normal Table"/>
     <w:uiPriority w:val="99"/>
-    <w:semiHidden/>
-    <w:unhideWhenUsed/>
+    <w:semiHidden w:val="1"/>
+    <w:unhideWhenUsed w:val="1"/>
     <w:tblPr>
       <w:tblInd w:w="0" w:type="dxa"/>
       <w:tblCellMar>
@@ -2027,51 +1915,6 @@
         <w:right w:w="108" w:type="dxa"/>
       </w:tblCellMar>
     </w:tblPr>
-  </w:style>
-  <w:style w:type="numbering" w:default="1" w:styleId="a2">
-    <w:name w:val="No List"/>
-    <w:uiPriority w:val="99"/>
-    <w:semiHidden/>
-    <w:unhideWhenUsed/>
-  </w:style>
-  <w:style w:type="table" w:styleId="a3">
-    <w:name w:val="Table Grid"/>
-    <w:basedOn w:val="a1"/>
-    <w:pPr>
-      <w:widowControl w:val="0"/>
-      <w:jc w:val="both"/>
-    </w:pPr>
-    <w:tblPr>
-      <w:tblBorders>
-        <w:top w:val="single" w:sz="4" w:space="0" w:color="auto"/>
-        <w:left w:val="single" w:sz="4" w:space="0" w:color="auto"/>
-        <w:bottom w:val="single" w:sz="4" w:space="0" w:color="auto"/>
-        <w:right w:val="single" w:sz="4" w:space="0" w:color="auto"/>
-        <w:insideH w:val="single" w:sz="4" w:space="0" w:color="auto"/>
-        <w:insideV w:val="single" w:sz="4" w:space="0" w:color="auto"/>
-      </w:tblBorders>
-    </w:tblPr>
-  </w:style>
-  <w:style w:type="character" w:styleId="a4">
-    <w:name w:val="Hyperlink"/>
-    <w:basedOn w:val="a0"/>
-    <w:rsid w:val="00136582"/>
-    <w:rPr>
-      <w:color w:val="0026E5" w:themeColor="hyperlink"/>
-      <w:u w:val="single"/>
-    </w:rPr>
-  </w:style>
-  <w:style w:type="character" w:styleId="a5">
-    <w:name w:val="Unresolved Mention"/>
-    <w:basedOn w:val="a0"/>
-    <w:uiPriority w:val="99"/>
-    <w:semiHidden/>
-    <w:unhideWhenUsed/>
-    <w:rsid w:val="00136582"/>
-    <w:rPr>
-      <w:color w:val="605E5C"/>
-      <w:shd w:val="clear" w:color="auto" w:fill="E1DFDD"/>
-    </w:rPr>
   </w:style>
 </w:styles>
 </file>
